--- a/CampusLink/Documents/Monografia CampusLink.docx
+++ b/CampusLink/Documents/Monografia CampusLink.docx
@@ -1063,7 +1063,103 @@
           <w:rFonts w:eastAsia="Times New Roman"/>
           <w:bCs/>
         </w:rPr>
-        <w:t xml:space="preserve"> busca unir essas informações em um único lugar, permitindo que professores disponibilizem materiais, definam prioridades e informem o tempo estimado de estudo. Os alunos também podem informar seus horários disponíveis. A partir desses dados, o sistema monta um planejamento de estudos, verifica se o tempo disponível é suficiente e faz ajustes quando houver mudanças. </w:t>
+        <w:t xml:space="preserve"> busca unir essas informações em um único lugar, permitindo que professores disponibilizem materiais, definam prioridades e informem o tempo estimado de estudo. Os alunos também podem informar seus horários disponíveis. A partir desses dados, o sistema monta um planejamento de estudos, verifica se o tempo disponível é suficiente e faz ajustes quando houver mudanças</w:t>
+      </w:r>
+      <w:r>
+        <w:rPr>
+          <w:rFonts w:eastAsia="Times New Roman"/>
+          <w:bCs/>
+        </w:rPr>
+        <w:t>,</w:t>
+      </w:r>
+      <w:r>
+        <w:rPr>
+          <w:rFonts w:eastAsia="Times New Roman"/>
+          <w:bCs/>
+        </w:rPr>
+        <w:t xml:space="preserve"> </w:t>
+      </w:r>
+      <w:r>
+        <w:rPr>
+          <w:rFonts w:eastAsia="Times New Roman"/>
+        </w:rPr>
+        <w:t xml:space="preserve">“GOOGLE, Google </w:t>
+      </w:r>
+      <w:proofErr w:type="spellStart"/>
+      <w:r>
+        <w:rPr>
+          <w:rFonts w:eastAsia="Times New Roman"/>
+        </w:rPr>
+        <w:t>Classroom</w:t>
+      </w:r>
+      <w:proofErr w:type="spellEnd"/>
+      <w:r>
+        <w:rPr>
+          <w:rFonts w:eastAsia="Times New Roman"/>
+        </w:rPr>
+        <w:t xml:space="preserve"> (2026)” “NOTION, </w:t>
+      </w:r>
+      <w:proofErr w:type="spellStart"/>
+      <w:r>
+        <w:rPr>
+          <w:rFonts w:eastAsia="Times New Roman"/>
+        </w:rPr>
+        <w:t>Notion</w:t>
+      </w:r>
+      <w:proofErr w:type="spellEnd"/>
+      <w:r>
+        <w:rPr>
+          <w:rFonts w:eastAsia="Times New Roman"/>
+        </w:rPr>
+        <w:t xml:space="preserve">: </w:t>
+      </w:r>
+      <w:proofErr w:type="spellStart"/>
+      <w:r>
+        <w:rPr>
+          <w:rFonts w:eastAsia="Times New Roman"/>
+        </w:rPr>
+        <w:t>your</w:t>
+      </w:r>
+      <w:proofErr w:type="spellEnd"/>
+      <w:r>
+        <w:rPr>
+          <w:rFonts w:eastAsia="Times New Roman"/>
+        </w:rPr>
+        <w:t xml:space="preserve"> </w:t>
+      </w:r>
+      <w:proofErr w:type="spellStart"/>
+      <w:r>
+        <w:rPr>
+          <w:rFonts w:eastAsia="Times New Roman"/>
+        </w:rPr>
+        <w:t>connected</w:t>
+      </w:r>
+      <w:proofErr w:type="spellEnd"/>
+      <w:r>
+        <w:rPr>
+          <w:rFonts w:eastAsia="Times New Roman"/>
+        </w:rPr>
+        <w:t xml:space="preserve"> </w:t>
+      </w:r>
+      <w:proofErr w:type="spellStart"/>
+      <w:r>
+        <w:rPr>
+          <w:rFonts w:eastAsia="Times New Roman"/>
+        </w:rPr>
+        <w:t>workspace</w:t>
+      </w:r>
+      <w:proofErr w:type="spellEnd"/>
+      <w:r>
+        <w:rPr>
+          <w:rFonts w:eastAsia="Times New Roman"/>
+        </w:rPr>
+        <w:t xml:space="preserve"> (2026)</w:t>
+      </w:r>
+      <w:r>
+        <w:rPr>
+          <w:rFonts w:eastAsia="Times New Roman"/>
+        </w:rPr>
+        <w:t>”.</w:t>
       </w:r>
     </w:p>
     <w:p>
@@ -1234,7 +1330,6 @@
     </w:p>
     <w:p>
       <w:pPr>
-        <w:spacing w:line="276" w:lineRule="auto"/>
         <w:ind w:firstLine="0"/>
         <w:jc w:val="left"/>
         <w:rPr>
@@ -1260,7 +1355,6 @@
     </w:p>
     <w:p>
       <w:pPr>
-        <w:spacing w:line="276" w:lineRule="auto"/>
         <w:ind w:firstLine="0"/>
         <w:jc w:val="left"/>
         <w:rPr>
@@ -1368,24 +1462,25 @@
     </w:p>
     <w:sdt>
       <w:sdtPr>
+        <w:rPr>
+          <w:rFonts w:eastAsia="Arial" w:cs="Arial"/>
+          <w:b w:val="0"/>
+          <w:bCs w:val="0"/>
+          <w:caps w:val="0"/>
+          <w:sz w:val="24"/>
+          <w:szCs w:val="24"/>
+        </w:rPr>
         <w:id w:val="-1414937836"/>
         <w:docPartObj>
           <w:docPartGallery w:val="Table of Contents"/>
           <w:docPartUnique/>
         </w:docPartObj>
       </w:sdtPr>
-      <w:sdtEndPr>
-        <w:rPr>
-          <w:rFonts w:eastAsia="Arial" w:cs="Arial"/>
-          <w:caps w:val="0"/>
-          <w:sz w:val="24"/>
-          <w:szCs w:val="24"/>
-        </w:rPr>
-      </w:sdtEndPr>
       <w:sdtContent>
         <w:p>
           <w:pPr>
             <w:pStyle w:val="CabealhodoSumrio"/>
+            <w:spacing w:line="360" w:lineRule="auto"/>
             <w:jc w:val="center"/>
           </w:pPr>
           <w:r>
@@ -1417,7 +1512,7 @@
           <w:r>
             <w:fldChar w:fldCharType="separate"/>
           </w:r>
-          <w:hyperlink w:anchor="_Toc239185554" w:history="1">
+          <w:hyperlink w:anchor="_Toc239363529" w:history="1">
             <w:r>
               <w:rPr>
                 <w:rStyle w:val="Hyperlink"/>
@@ -1465,7 +1560,7 @@
                 <w:noProof/>
                 <w:webHidden/>
               </w:rPr>
-              <w:instrText xml:space="preserve"> PAGEREF _Toc239185554 \h </w:instrText>
+              <w:instrText xml:space="preserve"> PAGEREF _Toc239363529 \h </w:instrText>
             </w:r>
             <w:r>
               <w:rPr>
@@ -1485,7 +1580,7 @@
                 <w:noProof/>
                 <w:webHidden/>
               </w:rPr>
-              <w:t>7</w:t>
+              <w:t>6</w:t>
             </w:r>
             <w:r>
               <w:rPr>
@@ -1512,7 +1607,7 @@
               <w14:ligatures w14:val="standardContextual"/>
             </w:rPr>
           </w:pPr>
-          <w:hyperlink w:anchor="_Toc239185555" w:history="1">
+          <w:hyperlink w:anchor="_Toc239363530" w:history="1">
             <w:r>
               <w:rPr>
                 <w:rStyle w:val="Hyperlink"/>
@@ -1558,7 +1653,7 @@
                 <w:noProof/>
                 <w:webHidden/>
               </w:rPr>
-              <w:instrText xml:space="preserve"> PAGEREF _Toc239185555 \h </w:instrText>
+              <w:instrText xml:space="preserve"> PAGEREF _Toc239363530 \h </w:instrText>
             </w:r>
             <w:r>
               <w:rPr>
@@ -1578,7 +1673,7 @@
                 <w:noProof/>
                 <w:webHidden/>
               </w:rPr>
-              <w:t>8</w:t>
+              <w:t>7</w:t>
             </w:r>
             <w:r>
               <w:rPr>
@@ -1605,7 +1700,7 @@
               <w14:ligatures w14:val="standardContextual"/>
             </w:rPr>
           </w:pPr>
-          <w:hyperlink w:anchor="_Toc239185556" w:history="1">
+          <w:hyperlink w:anchor="_Toc239363531" w:history="1">
             <w:r>
               <w:rPr>
                 <w:rStyle w:val="Hyperlink"/>
@@ -1652,7 +1747,7 @@
                 <w:noProof/>
                 <w:webHidden/>
               </w:rPr>
-              <w:instrText xml:space="preserve"> PAGEREF _Toc239185556 \h </w:instrText>
+              <w:instrText xml:space="preserve"> PAGEREF _Toc239363531 \h </w:instrText>
             </w:r>
             <w:r>
               <w:rPr>
@@ -1672,7 +1767,149 @@
                 <w:noProof/>
                 <w:webHidden/>
               </w:rPr>
-              <w:t>9</w:t>
+              <w:t>8</w:t>
+            </w:r>
+            <w:r>
+              <w:rPr>
+                <w:noProof/>
+                <w:webHidden/>
+              </w:rPr>
+              <w:fldChar w:fldCharType="end"/>
+            </w:r>
+          </w:hyperlink>
+        </w:p>
+        <w:p>
+          <w:pPr>
+            <w:pStyle w:val="Sumrio2"/>
+            <w:rPr>
+              <w:rFonts w:asciiTheme="minorHAnsi" w:eastAsiaTheme="minorEastAsia" w:hAnsiTheme="minorHAnsi" w:cstheme="minorBidi"/>
+              <w:caps w:val="0"/>
+              <w:noProof/>
+              <w:kern w:val="2"/>
+              <w:szCs w:val="24"/>
+              <w:lang w:eastAsia="pt-BR"/>
+              <w14:ligatures w14:val="standardContextual"/>
+            </w:rPr>
+          </w:pPr>
+          <w:hyperlink w:anchor="_Toc239363532" w:history="1">
+            <w:r>
+              <w:rPr>
+                <w:rStyle w:val="Hyperlink"/>
+                <w:noProof/>
+              </w:rPr>
+              <w:t>4.1 Objetivo geral:</w:t>
+            </w:r>
+            <w:r>
+              <w:rPr>
+                <w:noProof/>
+                <w:webHidden/>
+              </w:rPr>
+              <w:tab/>
+            </w:r>
+            <w:r>
+              <w:rPr>
+                <w:noProof/>
+                <w:webHidden/>
+              </w:rPr>
+              <w:fldChar w:fldCharType="begin"/>
+            </w:r>
+            <w:r>
+              <w:rPr>
+                <w:noProof/>
+                <w:webHidden/>
+              </w:rPr>
+              <w:instrText xml:space="preserve"> PAGEREF _Toc239363532 \h </w:instrText>
+            </w:r>
+            <w:r>
+              <w:rPr>
+                <w:noProof/>
+                <w:webHidden/>
+              </w:rPr>
+            </w:r>
+            <w:r>
+              <w:rPr>
+                <w:noProof/>
+                <w:webHidden/>
+              </w:rPr>
+              <w:fldChar w:fldCharType="separate"/>
+            </w:r>
+            <w:r>
+              <w:rPr>
+                <w:noProof/>
+                <w:webHidden/>
+              </w:rPr>
+              <w:t>8</w:t>
+            </w:r>
+            <w:r>
+              <w:rPr>
+                <w:noProof/>
+                <w:webHidden/>
+              </w:rPr>
+              <w:fldChar w:fldCharType="end"/>
+            </w:r>
+          </w:hyperlink>
+        </w:p>
+        <w:p>
+          <w:pPr>
+            <w:pStyle w:val="Sumrio2"/>
+            <w:rPr>
+              <w:rFonts w:asciiTheme="minorHAnsi" w:eastAsiaTheme="minorEastAsia" w:hAnsiTheme="minorHAnsi" w:cstheme="minorBidi"/>
+              <w:caps w:val="0"/>
+              <w:noProof/>
+              <w:kern w:val="2"/>
+              <w:szCs w:val="24"/>
+              <w:lang w:eastAsia="pt-BR"/>
+              <w14:ligatures w14:val="standardContextual"/>
+            </w:rPr>
+          </w:pPr>
+          <w:hyperlink w:anchor="_Toc239363533" w:history="1">
+            <w:r>
+              <w:rPr>
+                <w:rStyle w:val="Hyperlink"/>
+                <w:noProof/>
+              </w:rPr>
+              <w:t>4.2 Objetivos específicos</w:t>
+            </w:r>
+            <w:r>
+              <w:rPr>
+                <w:noProof/>
+                <w:webHidden/>
+              </w:rPr>
+              <w:tab/>
+            </w:r>
+            <w:r>
+              <w:rPr>
+                <w:noProof/>
+                <w:webHidden/>
+              </w:rPr>
+              <w:fldChar w:fldCharType="begin"/>
+            </w:r>
+            <w:r>
+              <w:rPr>
+                <w:noProof/>
+                <w:webHidden/>
+              </w:rPr>
+              <w:instrText xml:space="preserve"> PAGEREF _Toc239363533 \h </w:instrText>
+            </w:r>
+            <w:r>
+              <w:rPr>
+                <w:noProof/>
+                <w:webHidden/>
+              </w:rPr>
+            </w:r>
+            <w:r>
+              <w:rPr>
+                <w:noProof/>
+                <w:webHidden/>
+              </w:rPr>
+              <w:fldChar w:fldCharType="separate"/>
+            </w:r>
+            <w:r>
+              <w:rPr>
+                <w:noProof/>
+                <w:webHidden/>
+              </w:rPr>
+              <w:t>8</w:t>
             </w:r>
             <w:r>
               <w:rPr>
@@ -1699,13 +1936,14 @@
               <w14:ligatures w14:val="standardContextual"/>
             </w:rPr>
           </w:pPr>
-          <w:hyperlink w:anchor="_Toc239185557" w:history="1">
+          <w:hyperlink w:anchor="_Toc239363534" w:history="1">
             <w:r>
               <w:rPr>
                 <w:rStyle w:val="Hyperlink"/>
                 <w:noProof/>
-              </w:rPr>
-              <w:t>4.1.</w:t>
+                <w:highlight w:val="white"/>
+              </w:rPr>
+              <w:t>5.</w:t>
             </w:r>
             <w:r>
               <w:rPr>
@@ -1724,7 +1962,7 @@
                 <w:rStyle w:val="Hyperlink"/>
                 <w:noProof/>
               </w:rPr>
-              <w:t>Objetivo geral:</w:t>
+              <w:t>FUNDAMENTAÇÕES E TECNOLOGIAS</w:t>
             </w:r>
             <w:r>
               <w:rPr>
@@ -1745,7 +1983,7 @@
                 <w:noProof/>
                 <w:webHidden/>
               </w:rPr>
-              <w:instrText xml:space="preserve"> PAGEREF _Toc239185557 \h </w:instrText>
+              <w:instrText xml:space="preserve"> PAGEREF _Toc239363534 \h </w:instrText>
             </w:r>
             <w:r>
               <w:rPr>
@@ -1766,6 +2004,361 @@
                 <w:webHidden/>
               </w:rPr>
               <w:t>9</w:t>
+            </w:r>
+            <w:r>
+              <w:rPr>
+                <w:noProof/>
+                <w:webHidden/>
+              </w:rPr>
+              <w:fldChar w:fldCharType="end"/>
+            </w:r>
+          </w:hyperlink>
+        </w:p>
+        <w:p>
+          <w:pPr>
+            <w:pStyle w:val="Sumrio2"/>
+            <w:rPr>
+              <w:rFonts w:asciiTheme="minorHAnsi" w:eastAsiaTheme="minorEastAsia" w:hAnsiTheme="minorHAnsi" w:cstheme="minorBidi"/>
+              <w:caps w:val="0"/>
+              <w:noProof/>
+              <w:kern w:val="2"/>
+              <w:szCs w:val="24"/>
+              <w:lang w:eastAsia="pt-BR"/>
+              <w14:ligatures w14:val="standardContextual"/>
+            </w:rPr>
+          </w:pPr>
+          <w:hyperlink w:anchor="_Toc239363535" w:history="1">
+            <w:r>
+              <w:rPr>
+                <w:rStyle w:val="Hyperlink"/>
+                <w:noProof/>
+              </w:rPr>
+              <w:t>5.1 Spring Boot e arquitetura em camadas</w:t>
+            </w:r>
+            <w:r>
+              <w:rPr>
+                <w:noProof/>
+                <w:webHidden/>
+              </w:rPr>
+              <w:tab/>
+            </w:r>
+            <w:r>
+              <w:rPr>
+                <w:noProof/>
+                <w:webHidden/>
+              </w:rPr>
+              <w:fldChar w:fldCharType="begin"/>
+            </w:r>
+            <w:r>
+              <w:rPr>
+                <w:noProof/>
+                <w:webHidden/>
+              </w:rPr>
+              <w:instrText xml:space="preserve"> PAGEREF _Toc239363535 \h </w:instrText>
+            </w:r>
+            <w:r>
+              <w:rPr>
+                <w:noProof/>
+                <w:webHidden/>
+              </w:rPr>
+            </w:r>
+            <w:r>
+              <w:rPr>
+                <w:noProof/>
+                <w:webHidden/>
+              </w:rPr>
+              <w:fldChar w:fldCharType="separate"/>
+            </w:r>
+            <w:r>
+              <w:rPr>
+                <w:noProof/>
+                <w:webHidden/>
+              </w:rPr>
+              <w:t>9</w:t>
+            </w:r>
+            <w:r>
+              <w:rPr>
+                <w:noProof/>
+                <w:webHidden/>
+              </w:rPr>
+              <w:fldChar w:fldCharType="end"/>
+            </w:r>
+          </w:hyperlink>
+        </w:p>
+        <w:p>
+          <w:pPr>
+            <w:pStyle w:val="Sumrio2"/>
+            <w:rPr>
+              <w:rFonts w:asciiTheme="minorHAnsi" w:eastAsiaTheme="minorEastAsia" w:hAnsiTheme="minorHAnsi" w:cstheme="minorBidi"/>
+              <w:caps w:val="0"/>
+              <w:noProof/>
+              <w:kern w:val="2"/>
+              <w:szCs w:val="24"/>
+              <w:lang w:eastAsia="pt-BR"/>
+              <w14:ligatures w14:val="standardContextual"/>
+            </w:rPr>
+          </w:pPr>
+          <w:hyperlink w:anchor="_Toc239363536" w:history="1">
+            <w:r>
+              <w:rPr>
+                <w:rStyle w:val="Hyperlink"/>
+                <w:noProof/>
+              </w:rPr>
+              <w:t>5.2 Segurança</w:t>
+            </w:r>
+            <w:r>
+              <w:rPr>
+                <w:noProof/>
+                <w:webHidden/>
+              </w:rPr>
+              <w:tab/>
+            </w:r>
+            <w:r>
+              <w:rPr>
+                <w:noProof/>
+                <w:webHidden/>
+              </w:rPr>
+              <w:fldChar w:fldCharType="begin"/>
+            </w:r>
+            <w:r>
+              <w:rPr>
+                <w:noProof/>
+                <w:webHidden/>
+              </w:rPr>
+              <w:instrText xml:space="preserve"> PAGEREF _Toc239363536 \h </w:instrText>
+            </w:r>
+            <w:r>
+              <w:rPr>
+                <w:noProof/>
+                <w:webHidden/>
+              </w:rPr>
+            </w:r>
+            <w:r>
+              <w:rPr>
+                <w:noProof/>
+                <w:webHidden/>
+              </w:rPr>
+              <w:fldChar w:fldCharType="separate"/>
+            </w:r>
+            <w:r>
+              <w:rPr>
+                <w:noProof/>
+                <w:webHidden/>
+              </w:rPr>
+              <w:t>9</w:t>
+            </w:r>
+            <w:r>
+              <w:rPr>
+                <w:noProof/>
+                <w:webHidden/>
+              </w:rPr>
+              <w:fldChar w:fldCharType="end"/>
+            </w:r>
+          </w:hyperlink>
+        </w:p>
+        <w:p>
+          <w:pPr>
+            <w:pStyle w:val="Sumrio2"/>
+            <w:rPr>
+              <w:rFonts w:asciiTheme="minorHAnsi" w:eastAsiaTheme="minorEastAsia" w:hAnsiTheme="minorHAnsi" w:cstheme="minorBidi"/>
+              <w:caps w:val="0"/>
+              <w:noProof/>
+              <w:kern w:val="2"/>
+              <w:szCs w:val="24"/>
+              <w:lang w:eastAsia="pt-BR"/>
+              <w14:ligatures w14:val="standardContextual"/>
+            </w:rPr>
+          </w:pPr>
+          <w:hyperlink w:anchor="_Toc239363537" w:history="1">
+            <w:r>
+              <w:rPr>
+                <w:rStyle w:val="Hyperlink"/>
+                <w:noProof/>
+              </w:rPr>
+              <w:t>5.3 Banco de dados e armazenamento</w:t>
+            </w:r>
+            <w:r>
+              <w:rPr>
+                <w:noProof/>
+                <w:webHidden/>
+              </w:rPr>
+              <w:tab/>
+            </w:r>
+            <w:r>
+              <w:rPr>
+                <w:noProof/>
+                <w:webHidden/>
+              </w:rPr>
+              <w:fldChar w:fldCharType="begin"/>
+            </w:r>
+            <w:r>
+              <w:rPr>
+                <w:noProof/>
+                <w:webHidden/>
+              </w:rPr>
+              <w:instrText xml:space="preserve"> PAGEREF _Toc239363537 \h </w:instrText>
+            </w:r>
+            <w:r>
+              <w:rPr>
+                <w:noProof/>
+                <w:webHidden/>
+              </w:rPr>
+            </w:r>
+            <w:r>
+              <w:rPr>
+                <w:noProof/>
+                <w:webHidden/>
+              </w:rPr>
+              <w:fldChar w:fldCharType="separate"/>
+            </w:r>
+            <w:r>
+              <w:rPr>
+                <w:noProof/>
+                <w:webHidden/>
+              </w:rPr>
+              <w:t>9</w:t>
+            </w:r>
+            <w:r>
+              <w:rPr>
+                <w:noProof/>
+                <w:webHidden/>
+              </w:rPr>
+              <w:fldChar w:fldCharType="end"/>
+            </w:r>
+          </w:hyperlink>
+        </w:p>
+        <w:p>
+          <w:pPr>
+            <w:pStyle w:val="Sumrio2"/>
+            <w:rPr>
+              <w:rFonts w:asciiTheme="minorHAnsi" w:eastAsiaTheme="minorEastAsia" w:hAnsiTheme="minorHAnsi" w:cstheme="minorBidi"/>
+              <w:caps w:val="0"/>
+              <w:noProof/>
+              <w:kern w:val="2"/>
+              <w:szCs w:val="24"/>
+              <w:lang w:eastAsia="pt-BR"/>
+              <w14:ligatures w14:val="standardContextual"/>
+            </w:rPr>
+          </w:pPr>
+          <w:hyperlink w:anchor="_Toc239363538" w:history="1">
+            <w:r>
+              <w:rPr>
+                <w:rStyle w:val="Hyperlink"/>
+                <w:noProof/>
+              </w:rPr>
+              <w:t>5.4 Interface e implantação</w:t>
+            </w:r>
+            <w:r>
+              <w:rPr>
+                <w:noProof/>
+                <w:webHidden/>
+              </w:rPr>
+              <w:tab/>
+            </w:r>
+            <w:r>
+              <w:rPr>
+                <w:noProof/>
+                <w:webHidden/>
+              </w:rPr>
+              <w:fldChar w:fldCharType="begin"/>
+            </w:r>
+            <w:r>
+              <w:rPr>
+                <w:noProof/>
+                <w:webHidden/>
+              </w:rPr>
+              <w:instrText xml:space="preserve"> PAGEREF _Toc239363538 \h </w:instrText>
+            </w:r>
+            <w:r>
+              <w:rPr>
+                <w:noProof/>
+                <w:webHidden/>
+              </w:rPr>
+            </w:r>
+            <w:r>
+              <w:rPr>
+                <w:noProof/>
+                <w:webHidden/>
+              </w:rPr>
+              <w:fldChar w:fldCharType="separate"/>
+            </w:r>
+            <w:r>
+              <w:rPr>
+                <w:noProof/>
+                <w:webHidden/>
+              </w:rPr>
+              <w:t>9</w:t>
+            </w:r>
+            <w:r>
+              <w:rPr>
+                <w:noProof/>
+                <w:webHidden/>
+              </w:rPr>
+              <w:fldChar w:fldCharType="end"/>
+            </w:r>
+          </w:hyperlink>
+        </w:p>
+        <w:p>
+          <w:pPr>
+            <w:pStyle w:val="Sumrio2"/>
+            <w:rPr>
+              <w:rFonts w:asciiTheme="minorHAnsi" w:eastAsiaTheme="minorEastAsia" w:hAnsiTheme="minorHAnsi" w:cstheme="minorBidi"/>
+              <w:caps w:val="0"/>
+              <w:noProof/>
+              <w:kern w:val="2"/>
+              <w:szCs w:val="24"/>
+              <w:lang w:eastAsia="pt-BR"/>
+              <w14:ligatures w14:val="standardContextual"/>
+            </w:rPr>
+          </w:pPr>
+          <w:hyperlink w:anchor="_Toc239363539" w:history="1">
+            <w:r>
+              <w:rPr>
+                <w:rStyle w:val="Hyperlink"/>
+                <w:noProof/>
+              </w:rPr>
+              <w:t>5.5 Integrações externas</w:t>
+            </w:r>
+            <w:r>
+              <w:rPr>
+                <w:noProof/>
+                <w:webHidden/>
+              </w:rPr>
+              <w:tab/>
+            </w:r>
+            <w:r>
+              <w:rPr>
+                <w:noProof/>
+                <w:webHidden/>
+              </w:rPr>
+              <w:fldChar w:fldCharType="begin"/>
+            </w:r>
+            <w:r>
+              <w:rPr>
+                <w:noProof/>
+                <w:webHidden/>
+              </w:rPr>
+              <w:instrText xml:space="preserve"> PAGEREF _Toc239363539 \h </w:instrText>
+            </w:r>
+            <w:r>
+              <w:rPr>
+                <w:noProof/>
+                <w:webHidden/>
+              </w:rPr>
+            </w:r>
+            <w:r>
+              <w:rPr>
+                <w:noProof/>
+                <w:webHidden/>
+              </w:rPr>
+              <w:fldChar w:fldCharType="separate"/>
+            </w:r>
+            <w:r>
+              <w:rPr>
+                <w:noProof/>
+                <w:webHidden/>
+              </w:rPr>
+              <w:t>10</w:t>
             </w:r>
             <w:r>
               <w:rPr>
@@ -1792,13 +2385,14 @@
               <w14:ligatures w14:val="standardContextual"/>
             </w:rPr>
           </w:pPr>
-          <w:hyperlink w:anchor="_Toc239185558" w:history="1">
+          <w:hyperlink w:anchor="_Toc239363540" w:history="1">
             <w:r>
               <w:rPr>
                 <w:rStyle w:val="Hyperlink"/>
                 <w:noProof/>
-              </w:rPr>
-              <w:t>4.2.</w:t>
+                <w:highlight w:val="white"/>
+              </w:rPr>
+              <w:t>6.</w:t>
             </w:r>
             <w:r>
               <w:rPr>
@@ -1817,7 +2411,7 @@
                 <w:rStyle w:val="Hyperlink"/>
                 <w:noProof/>
               </w:rPr>
-              <w:t>Objetivos específicos</w:t>
+              <w:t>Metodologia e Desenvolvimento da Solução</w:t>
             </w:r>
             <w:r>
               <w:rPr>
@@ -1838,7 +2432,7 @@
                 <w:noProof/>
                 <w:webHidden/>
               </w:rPr>
-              <w:instrText xml:space="preserve"> PAGEREF _Toc239185558 \h </w:instrText>
+              <w:instrText xml:space="preserve"> PAGEREF _Toc239363540 \h </w:instrText>
             </w:r>
             <w:r>
               <w:rPr>
@@ -1858,7 +2452,7 @@
                 <w:noProof/>
                 <w:webHidden/>
               </w:rPr>
-              <w:t>9</w:t>
+              <w:t>10</w:t>
             </w:r>
             <w:r>
               <w:rPr>
@@ -1885,14 +2479,14 @@
               <w14:ligatures w14:val="standardContextual"/>
             </w:rPr>
           </w:pPr>
-          <w:hyperlink w:anchor="_Toc239185559" w:history="1">
+          <w:hyperlink w:anchor="_Toc239363541" w:history="1">
             <w:r>
               <w:rPr>
                 <w:rStyle w:val="Hyperlink"/>
                 <w:noProof/>
                 <w:highlight w:val="white"/>
               </w:rPr>
-              <w:t>5.</w:t>
+              <w:t>7.</w:t>
             </w:r>
             <w:r>
               <w:rPr>
@@ -1911,7 +2505,7 @@
                 <w:rStyle w:val="Hyperlink"/>
                 <w:noProof/>
               </w:rPr>
-              <w:t>FUNDAMENTAÇÕES E TECNOLOGIAS</w:t>
+              <w:t>Arquitetura CampusLink</w:t>
             </w:r>
             <w:r>
               <w:rPr>
@@ -1932,7 +2526,7 @@
                 <w:noProof/>
                 <w:webHidden/>
               </w:rPr>
-              <w:instrText xml:space="preserve"> PAGEREF _Toc239185559 \h </w:instrText>
+              <w:instrText xml:space="preserve"> PAGEREF _Toc239363541 \h </w:instrText>
             </w:r>
             <w:r>
               <w:rPr>
@@ -1952,7 +2546,7 @@
                 <w:noProof/>
                 <w:webHidden/>
               </w:rPr>
-              <w:t>10</w:t>
+              <w:t>11</w:t>
             </w:r>
             <w:r>
               <w:rPr>
@@ -1979,13 +2573,14 @@
               <w14:ligatures w14:val="standardContextual"/>
             </w:rPr>
           </w:pPr>
-          <w:hyperlink w:anchor="_Toc239185560" w:history="1">
+          <w:hyperlink w:anchor="_Toc239363542" w:history="1">
             <w:r>
               <w:rPr>
                 <w:rStyle w:val="Hyperlink"/>
                 <w:noProof/>
-              </w:rPr>
-              <w:t>5.1.</w:t>
+                <w:highlight w:val="white"/>
+              </w:rPr>
+              <w:t>8.</w:t>
             </w:r>
             <w:r>
               <w:rPr>
@@ -2004,7 +2599,7 @@
                 <w:rStyle w:val="Hyperlink"/>
                 <w:noProof/>
               </w:rPr>
-              <w:t>Spring Boot e arquitetura em camadas</w:t>
+              <w:t>Modelos de Planejamento</w:t>
             </w:r>
             <w:r>
               <w:rPr>
@@ -2025,7 +2620,7 @@
                 <w:noProof/>
                 <w:webHidden/>
               </w:rPr>
-              <w:instrText xml:space="preserve"> PAGEREF _Toc239185560 \h </w:instrText>
+              <w:instrText xml:space="preserve"> PAGEREF _Toc239363542 \h </w:instrText>
             </w:r>
             <w:r>
               <w:rPr>
@@ -2045,7 +2640,291 @@
                 <w:noProof/>
                 <w:webHidden/>
               </w:rPr>
-              <w:t>10</w:t>
+              <w:t>13</w:t>
+            </w:r>
+            <w:r>
+              <w:rPr>
+                <w:noProof/>
+                <w:webHidden/>
+              </w:rPr>
+              <w:fldChar w:fldCharType="end"/>
+            </w:r>
+          </w:hyperlink>
+        </w:p>
+        <w:p>
+          <w:pPr>
+            <w:pStyle w:val="Sumrio2"/>
+            <w:rPr>
+              <w:rFonts w:asciiTheme="minorHAnsi" w:eastAsiaTheme="minorEastAsia" w:hAnsiTheme="minorHAnsi" w:cstheme="minorBidi"/>
+              <w:caps w:val="0"/>
+              <w:noProof/>
+              <w:kern w:val="2"/>
+              <w:szCs w:val="24"/>
+              <w:lang w:eastAsia="pt-BR"/>
+              <w14:ligatures w14:val="standardContextual"/>
+            </w:rPr>
+          </w:pPr>
+          <w:hyperlink w:anchor="_Toc239363543" w:history="1">
+            <w:r>
+              <w:rPr>
+                <w:rStyle w:val="Hyperlink"/>
+                <w:noProof/>
+              </w:rPr>
+              <w:t>8.1 Entradas</w:t>
+            </w:r>
+            <w:r>
+              <w:rPr>
+                <w:noProof/>
+                <w:webHidden/>
+              </w:rPr>
+              <w:tab/>
+            </w:r>
+            <w:r>
+              <w:rPr>
+                <w:noProof/>
+                <w:webHidden/>
+              </w:rPr>
+              <w:fldChar w:fldCharType="begin"/>
+            </w:r>
+            <w:r>
+              <w:rPr>
+                <w:noProof/>
+                <w:webHidden/>
+              </w:rPr>
+              <w:instrText xml:space="preserve"> PAGEREF _Toc239363543 \h </w:instrText>
+            </w:r>
+            <w:r>
+              <w:rPr>
+                <w:noProof/>
+                <w:webHidden/>
+              </w:rPr>
+            </w:r>
+            <w:r>
+              <w:rPr>
+                <w:noProof/>
+                <w:webHidden/>
+              </w:rPr>
+              <w:fldChar w:fldCharType="separate"/>
+            </w:r>
+            <w:r>
+              <w:rPr>
+                <w:noProof/>
+                <w:webHidden/>
+              </w:rPr>
+              <w:t>13</w:t>
+            </w:r>
+            <w:r>
+              <w:rPr>
+                <w:noProof/>
+                <w:webHidden/>
+              </w:rPr>
+              <w:fldChar w:fldCharType="end"/>
+            </w:r>
+          </w:hyperlink>
+        </w:p>
+        <w:p>
+          <w:pPr>
+            <w:pStyle w:val="Sumrio2"/>
+            <w:rPr>
+              <w:rFonts w:asciiTheme="minorHAnsi" w:eastAsiaTheme="minorEastAsia" w:hAnsiTheme="minorHAnsi" w:cstheme="minorBidi"/>
+              <w:caps w:val="0"/>
+              <w:noProof/>
+              <w:kern w:val="2"/>
+              <w:szCs w:val="24"/>
+              <w:lang w:eastAsia="pt-BR"/>
+              <w14:ligatures w14:val="standardContextual"/>
+            </w:rPr>
+          </w:pPr>
+          <w:hyperlink w:anchor="_Toc239363544" w:history="1">
+            <w:r>
+              <w:rPr>
+                <w:rStyle w:val="Hyperlink"/>
+                <w:noProof/>
+              </w:rPr>
+              <w:t>8.2 Cálculo de viabilidade</w:t>
+            </w:r>
+            <w:r>
+              <w:rPr>
+                <w:noProof/>
+                <w:webHidden/>
+              </w:rPr>
+              <w:tab/>
+            </w:r>
+            <w:r>
+              <w:rPr>
+                <w:noProof/>
+                <w:webHidden/>
+              </w:rPr>
+              <w:fldChar w:fldCharType="begin"/>
+            </w:r>
+            <w:r>
+              <w:rPr>
+                <w:noProof/>
+                <w:webHidden/>
+              </w:rPr>
+              <w:instrText xml:space="preserve"> PAGEREF _Toc239363544 \h </w:instrText>
+            </w:r>
+            <w:r>
+              <w:rPr>
+                <w:noProof/>
+                <w:webHidden/>
+              </w:rPr>
+            </w:r>
+            <w:r>
+              <w:rPr>
+                <w:noProof/>
+                <w:webHidden/>
+              </w:rPr>
+              <w:fldChar w:fldCharType="separate"/>
+            </w:r>
+            <w:r>
+              <w:rPr>
+                <w:noProof/>
+                <w:webHidden/>
+              </w:rPr>
+              <w:t>13</w:t>
+            </w:r>
+            <w:r>
+              <w:rPr>
+                <w:noProof/>
+                <w:webHidden/>
+              </w:rPr>
+              <w:fldChar w:fldCharType="end"/>
+            </w:r>
+          </w:hyperlink>
+        </w:p>
+        <w:p>
+          <w:pPr>
+            <w:pStyle w:val="Sumrio2"/>
+            <w:rPr>
+              <w:rFonts w:asciiTheme="minorHAnsi" w:eastAsiaTheme="minorEastAsia" w:hAnsiTheme="minorHAnsi" w:cstheme="minorBidi"/>
+              <w:caps w:val="0"/>
+              <w:noProof/>
+              <w:kern w:val="2"/>
+              <w:szCs w:val="24"/>
+              <w:lang w:eastAsia="pt-BR"/>
+              <w14:ligatures w14:val="standardContextual"/>
+            </w:rPr>
+          </w:pPr>
+          <w:hyperlink w:anchor="_Toc239363545" w:history="1">
+            <w:r>
+              <w:rPr>
+                <w:rStyle w:val="Hyperlink"/>
+                <w:noProof/>
+              </w:rPr>
+              <w:t>8.3 Priorização e distribuição</w:t>
+            </w:r>
+            <w:r>
+              <w:rPr>
+                <w:noProof/>
+                <w:webHidden/>
+              </w:rPr>
+              <w:tab/>
+            </w:r>
+            <w:r>
+              <w:rPr>
+                <w:noProof/>
+                <w:webHidden/>
+              </w:rPr>
+              <w:fldChar w:fldCharType="begin"/>
+            </w:r>
+            <w:r>
+              <w:rPr>
+                <w:noProof/>
+                <w:webHidden/>
+              </w:rPr>
+              <w:instrText xml:space="preserve"> PAGEREF _Toc239363545 \h </w:instrText>
+            </w:r>
+            <w:r>
+              <w:rPr>
+                <w:noProof/>
+                <w:webHidden/>
+              </w:rPr>
+            </w:r>
+            <w:r>
+              <w:rPr>
+                <w:noProof/>
+                <w:webHidden/>
+              </w:rPr>
+              <w:fldChar w:fldCharType="separate"/>
+            </w:r>
+            <w:r>
+              <w:rPr>
+                <w:noProof/>
+                <w:webHidden/>
+              </w:rPr>
+              <w:t>13</w:t>
+            </w:r>
+            <w:r>
+              <w:rPr>
+                <w:noProof/>
+                <w:webHidden/>
+              </w:rPr>
+              <w:fldChar w:fldCharType="end"/>
+            </w:r>
+          </w:hyperlink>
+        </w:p>
+        <w:p>
+          <w:pPr>
+            <w:pStyle w:val="Sumrio2"/>
+            <w:rPr>
+              <w:rFonts w:asciiTheme="minorHAnsi" w:eastAsiaTheme="minorEastAsia" w:hAnsiTheme="minorHAnsi" w:cstheme="minorBidi"/>
+              <w:caps w:val="0"/>
+              <w:noProof/>
+              <w:kern w:val="2"/>
+              <w:szCs w:val="24"/>
+              <w:lang w:eastAsia="pt-BR"/>
+              <w14:ligatures w14:val="standardContextual"/>
+            </w:rPr>
+          </w:pPr>
+          <w:hyperlink w:anchor="_Toc239363546" w:history="1">
+            <w:r>
+              <w:rPr>
+                <w:rStyle w:val="Hyperlink"/>
+                <w:noProof/>
+              </w:rPr>
+              <w:t>8.4 Indicador de risco</w:t>
+            </w:r>
+            <w:r>
+              <w:rPr>
+                <w:noProof/>
+                <w:webHidden/>
+              </w:rPr>
+              <w:tab/>
+            </w:r>
+            <w:r>
+              <w:rPr>
+                <w:noProof/>
+                <w:webHidden/>
+              </w:rPr>
+              <w:fldChar w:fldCharType="begin"/>
+            </w:r>
+            <w:r>
+              <w:rPr>
+                <w:noProof/>
+                <w:webHidden/>
+              </w:rPr>
+              <w:instrText xml:space="preserve"> PAGEREF _Toc239363546 \h </w:instrText>
+            </w:r>
+            <w:r>
+              <w:rPr>
+                <w:noProof/>
+                <w:webHidden/>
+              </w:rPr>
+            </w:r>
+            <w:r>
+              <w:rPr>
+                <w:noProof/>
+                <w:webHidden/>
+              </w:rPr>
+              <w:fldChar w:fldCharType="separate"/>
+            </w:r>
+            <w:r>
+              <w:rPr>
+                <w:noProof/>
+                <w:webHidden/>
+              </w:rPr>
+              <w:t>13</w:t>
             </w:r>
             <w:r>
               <w:rPr>
@@ -2072,13 +2951,14 @@
               <w14:ligatures w14:val="standardContextual"/>
             </w:rPr>
           </w:pPr>
-          <w:hyperlink w:anchor="_Toc239185561" w:history="1">
+          <w:hyperlink w:anchor="_Toc239363547" w:history="1">
             <w:r>
               <w:rPr>
                 <w:rStyle w:val="Hyperlink"/>
                 <w:noProof/>
-              </w:rPr>
-              <w:t>5.2.</w:t>
+                <w:highlight w:val="white"/>
+              </w:rPr>
+              <w:t>9.</w:t>
             </w:r>
             <w:r>
               <w:rPr>
@@ -2097,7 +2977,7 @@
                 <w:rStyle w:val="Hyperlink"/>
                 <w:noProof/>
               </w:rPr>
-              <w:t>Segurança</w:t>
+              <w:t>Requisitos e Regras de Negócios</w:t>
             </w:r>
             <w:r>
               <w:rPr>
@@ -2118,7 +2998,7 @@
                 <w:noProof/>
                 <w:webHidden/>
               </w:rPr>
-              <w:instrText xml:space="preserve"> PAGEREF _Toc239185561 \h </w:instrText>
+              <w:instrText xml:space="preserve"> PAGEREF _Toc239363547 \h </w:instrText>
             </w:r>
             <w:r>
               <w:rPr>
@@ -2138,7 +3018,7 @@
                 <w:noProof/>
                 <w:webHidden/>
               </w:rPr>
-              <w:t>10</w:t>
+              <w:t>15</w:t>
             </w:r>
             <w:r>
               <w:rPr>
@@ -2165,13 +3045,13 @@
               <w14:ligatures w14:val="standardContextual"/>
             </w:rPr>
           </w:pPr>
-          <w:hyperlink w:anchor="_Toc239185562" w:history="1">
+          <w:hyperlink w:anchor="_Toc239363548" w:history="1">
             <w:r>
               <w:rPr>
                 <w:rStyle w:val="Hyperlink"/>
                 <w:noProof/>
               </w:rPr>
-              <w:t>5.3.</w:t>
+              <w:t>10.</w:t>
             </w:r>
             <w:r>
               <w:rPr>
@@ -2190,7 +3070,7 @@
                 <w:rStyle w:val="Hyperlink"/>
                 <w:noProof/>
               </w:rPr>
-              <w:t>Banco de dados e armazenamento</w:t>
+              <w:t>Testes, Segurança e Privacidade</w:t>
             </w:r>
             <w:r>
               <w:rPr>
@@ -2211,7 +3091,7 @@
                 <w:noProof/>
                 <w:webHidden/>
               </w:rPr>
-              <w:instrText xml:space="preserve"> PAGEREF _Toc239185562 \h </w:instrText>
+              <w:instrText xml:space="preserve"> PAGEREF _Toc239363548 \h </w:instrText>
             </w:r>
             <w:r>
               <w:rPr>
@@ -2231,7 +3111,7 @@
                 <w:noProof/>
                 <w:webHidden/>
               </w:rPr>
-              <w:t>10</w:t>
+              <w:t>16</w:t>
             </w:r>
             <w:r>
               <w:rPr>
@@ -2258,13 +3138,13 @@
               <w14:ligatures w14:val="standardContextual"/>
             </w:rPr>
           </w:pPr>
-          <w:hyperlink w:anchor="_Toc239185563" w:history="1">
+          <w:hyperlink w:anchor="_Toc239363549" w:history="1">
             <w:r>
               <w:rPr>
                 <w:rStyle w:val="Hyperlink"/>
                 <w:noProof/>
               </w:rPr>
-              <w:t>5.4.</w:t>
+              <w:t>11.</w:t>
             </w:r>
             <w:r>
               <w:rPr>
@@ -2283,7 +3163,7 @@
                 <w:rStyle w:val="Hyperlink"/>
                 <w:noProof/>
               </w:rPr>
-              <w:t>Interface e implantação</w:t>
+              <w:t>Resultados Esperados e Critérios de Sucesso</w:t>
             </w:r>
             <w:r>
               <w:rPr>
@@ -2304,7 +3184,7 @@
                 <w:noProof/>
                 <w:webHidden/>
               </w:rPr>
-              <w:instrText xml:space="preserve"> PAGEREF _Toc239185563 \h </w:instrText>
+              <w:instrText xml:space="preserve"> PAGEREF _Toc239363549 \h </w:instrText>
             </w:r>
             <w:r>
               <w:rPr>
@@ -2324,7 +3204,7 @@
                 <w:noProof/>
                 <w:webHidden/>
               </w:rPr>
-              <w:t>10</w:t>
+              <w:t>17</w:t>
             </w:r>
             <w:r>
               <w:rPr>
@@ -2351,13 +3231,13 @@
               <w14:ligatures w14:val="standardContextual"/>
             </w:rPr>
           </w:pPr>
-          <w:hyperlink w:anchor="_Toc239185564" w:history="1">
+          <w:hyperlink w:anchor="_Toc239363550" w:history="1">
             <w:r>
               <w:rPr>
                 <w:rStyle w:val="Hyperlink"/>
                 <w:noProof/>
               </w:rPr>
-              <w:t>5.5.</w:t>
+              <w:t>12.</w:t>
             </w:r>
             <w:r>
               <w:rPr>
@@ -2376,7 +3256,7 @@
                 <w:rStyle w:val="Hyperlink"/>
                 <w:noProof/>
               </w:rPr>
-              <w:t>Integrações externas</w:t>
+              <w:t>conclusão</w:t>
             </w:r>
             <w:r>
               <w:rPr>
@@ -2397,7 +3277,7 @@
                 <w:noProof/>
                 <w:webHidden/>
               </w:rPr>
-              <w:instrText xml:space="preserve"> PAGEREF _Toc239185564 \h </w:instrText>
+              <w:instrText xml:space="preserve"> PAGEREF _Toc239363550 \h </w:instrText>
             </w:r>
             <w:r>
               <w:rPr>
@@ -2417,7 +3297,7 @@
                 <w:noProof/>
                 <w:webHidden/>
               </w:rPr>
-              <w:t>10</w:t>
+              <w:t>18</w:t>
             </w:r>
             <w:r>
               <w:rPr>
@@ -2431,9 +3311,6 @@
         <w:p>
           <w:pPr>
             <w:pStyle w:val="Sumrio1"/>
-            <w:tabs>
-              <w:tab w:val="left" w:pos="720"/>
-            </w:tabs>
             <w:rPr>
               <w:rFonts w:asciiTheme="minorHAnsi" w:eastAsiaTheme="minorEastAsia" w:hAnsiTheme="minorHAnsi" w:cstheme="minorBidi"/>
               <w:b w:val="0"/>
@@ -2444,43 +3321,23 @@
               <w14:ligatures w14:val="standardContextual"/>
             </w:rPr>
           </w:pPr>
-          <w:hyperlink w:anchor="_Toc239185565" w:history="1">
+          <w:hyperlink w:anchor="_Toc239363551" w:history="1">
             <w:r>
               <w:rPr>
                 <w:rStyle w:val="Hyperlink"/>
                 <w:noProof/>
-                <w:highlight w:val="white"/>
-              </w:rPr>
-              <w:t>6.</w:t>
-            </w:r>
-            <w:r>
-              <w:rPr>
-                <w:rFonts w:asciiTheme="minorHAnsi" w:eastAsiaTheme="minorEastAsia" w:hAnsiTheme="minorHAnsi" w:cstheme="minorBidi"/>
-                <w:b w:val="0"/>
-                <w:caps w:val="0"/>
-                <w:noProof/>
-                <w:kern w:val="2"/>
-                <w:lang w:eastAsia="pt-BR"/>
-                <w14:ligatures w14:val="standardContextual"/>
+              </w:rPr>
+              <w:t>13.  REFERÊNCIAS BIBLIOGRÁFICAS</w:t>
+            </w:r>
+            <w:r>
+              <w:rPr>
+                <w:noProof/>
+                <w:webHidden/>
               </w:rPr>
               <w:tab/>
             </w:r>
             <w:r>
               <w:rPr>
-                <w:rStyle w:val="Hyperlink"/>
-                <w:noProof/>
-              </w:rPr>
-              <w:t>Metodologia e Desenvolvimento da Solução</w:t>
-            </w:r>
-            <w:r>
-              <w:rPr>
-                <w:noProof/>
-                <w:webHidden/>
-              </w:rPr>
-              <w:tab/>
-            </w:r>
-            <w:r>
-              <w:rPr>
                 <w:noProof/>
                 <w:webHidden/>
               </w:rPr>
@@ -2491,7 +3348,7 @@
                 <w:noProof/>
                 <w:webHidden/>
               </w:rPr>
-              <w:instrText xml:space="preserve"> PAGEREF _Toc239185565 \h </w:instrText>
+              <w:instrText xml:space="preserve"> PAGEREF _Toc239363551 \h </w:instrText>
             </w:r>
             <w:r>
               <w:rPr>
@@ -2511,7 +3368,7 @@
                 <w:noProof/>
                 <w:webHidden/>
               </w:rPr>
-              <w:t>11</w:t>
+              <w:t>19</w:t>
             </w:r>
             <w:r>
               <w:rPr>
@@ -2524,753 +3381,19 @@
         </w:p>
         <w:p>
           <w:pPr>
-            <w:pStyle w:val="Sumrio1"/>
-            <w:tabs>
-              <w:tab w:val="left" w:pos="720"/>
-            </w:tabs>
-            <w:rPr>
-              <w:rFonts w:asciiTheme="minorHAnsi" w:eastAsiaTheme="minorEastAsia" w:hAnsiTheme="minorHAnsi" w:cstheme="minorBidi"/>
-              <w:b w:val="0"/>
-              <w:caps w:val="0"/>
-              <w:noProof/>
-              <w:kern w:val="2"/>
-              <w:lang w:eastAsia="pt-BR"/>
-              <w14:ligatures w14:val="standardContextual"/>
-            </w:rPr>
+            <w:sectPr>
+              <w:headerReference w:type="even" r:id="rId12"/>
+              <w:headerReference w:type="default" r:id="rId13"/>
+              <w:footerReference w:type="even" r:id="rId14"/>
+              <w:footerReference w:type="default" r:id="rId15"/>
+              <w:headerReference w:type="first" r:id="rId16"/>
+              <w:footerReference w:type="first" r:id="rId17"/>
+              <w:pgSz w:w="11906" w:h="16838"/>
+              <w:pgMar w:top="1701" w:right="1134" w:bottom="1134" w:left="1701" w:header="709" w:footer="709" w:gutter="0"/>
+              <w:pgNumType w:start="0"/>
+              <w:cols w:space="720"/>
+            </w:sectPr>
           </w:pPr>
-          <w:hyperlink w:anchor="_Toc239185566" w:history="1">
-            <w:r>
-              <w:rPr>
-                <w:rStyle w:val="Hyperlink"/>
-                <w:noProof/>
-                <w:highlight w:val="white"/>
-              </w:rPr>
-              <w:t>7.</w:t>
-            </w:r>
-            <w:r>
-              <w:rPr>
-                <w:rFonts w:asciiTheme="minorHAnsi" w:eastAsiaTheme="minorEastAsia" w:hAnsiTheme="minorHAnsi" w:cstheme="minorBidi"/>
-                <w:b w:val="0"/>
-                <w:caps w:val="0"/>
-                <w:noProof/>
-                <w:kern w:val="2"/>
-                <w:lang w:eastAsia="pt-BR"/>
-                <w14:ligatures w14:val="standardContextual"/>
-              </w:rPr>
-              <w:tab/>
-            </w:r>
-            <w:r>
-              <w:rPr>
-                <w:rStyle w:val="Hyperlink"/>
-                <w:noProof/>
-              </w:rPr>
-              <w:t>Arquitetura CampusLink</w:t>
-            </w:r>
-            <w:r>
-              <w:rPr>
-                <w:noProof/>
-                <w:webHidden/>
-              </w:rPr>
-              <w:tab/>
-            </w:r>
-            <w:r>
-              <w:rPr>
-                <w:noProof/>
-                <w:webHidden/>
-              </w:rPr>
-              <w:fldChar w:fldCharType="begin"/>
-            </w:r>
-            <w:r>
-              <w:rPr>
-                <w:noProof/>
-                <w:webHidden/>
-              </w:rPr>
-              <w:instrText xml:space="preserve"> PAGEREF _Toc239185566 \h </w:instrText>
-            </w:r>
-            <w:r>
-              <w:rPr>
-                <w:noProof/>
-                <w:webHidden/>
-              </w:rPr>
-            </w:r>
-            <w:r>
-              <w:rPr>
-                <w:noProof/>
-                <w:webHidden/>
-              </w:rPr>
-              <w:fldChar w:fldCharType="separate"/>
-            </w:r>
-            <w:r>
-              <w:rPr>
-                <w:noProof/>
-                <w:webHidden/>
-              </w:rPr>
-              <w:t>12</w:t>
-            </w:r>
-            <w:r>
-              <w:rPr>
-                <w:noProof/>
-                <w:webHidden/>
-              </w:rPr>
-              <w:fldChar w:fldCharType="end"/>
-            </w:r>
-          </w:hyperlink>
-        </w:p>
-        <w:p>
-          <w:pPr>
-            <w:pStyle w:val="Sumrio1"/>
-            <w:tabs>
-              <w:tab w:val="left" w:pos="720"/>
-            </w:tabs>
-            <w:rPr>
-              <w:rFonts w:asciiTheme="minorHAnsi" w:eastAsiaTheme="minorEastAsia" w:hAnsiTheme="minorHAnsi" w:cstheme="minorBidi"/>
-              <w:b w:val="0"/>
-              <w:caps w:val="0"/>
-              <w:noProof/>
-              <w:kern w:val="2"/>
-              <w:lang w:eastAsia="pt-BR"/>
-              <w14:ligatures w14:val="standardContextual"/>
-            </w:rPr>
-          </w:pPr>
-          <w:hyperlink w:anchor="_Toc239185567" w:history="1">
-            <w:r>
-              <w:rPr>
-                <w:rStyle w:val="Hyperlink"/>
-                <w:noProof/>
-                <w:highlight w:val="white"/>
-              </w:rPr>
-              <w:t>8.</w:t>
-            </w:r>
-            <w:r>
-              <w:rPr>
-                <w:rFonts w:asciiTheme="minorHAnsi" w:eastAsiaTheme="minorEastAsia" w:hAnsiTheme="minorHAnsi" w:cstheme="minorBidi"/>
-                <w:b w:val="0"/>
-                <w:caps w:val="0"/>
-                <w:noProof/>
-                <w:kern w:val="2"/>
-                <w:lang w:eastAsia="pt-BR"/>
-                <w14:ligatures w14:val="standardContextual"/>
-              </w:rPr>
-              <w:tab/>
-            </w:r>
-            <w:r>
-              <w:rPr>
-                <w:rStyle w:val="Hyperlink"/>
-                <w:noProof/>
-              </w:rPr>
-              <w:t>Modelos de Planejamento</w:t>
-            </w:r>
-            <w:r>
-              <w:rPr>
-                <w:noProof/>
-                <w:webHidden/>
-              </w:rPr>
-              <w:tab/>
-            </w:r>
-            <w:r>
-              <w:rPr>
-                <w:noProof/>
-                <w:webHidden/>
-              </w:rPr>
-              <w:fldChar w:fldCharType="begin"/>
-            </w:r>
-            <w:r>
-              <w:rPr>
-                <w:noProof/>
-                <w:webHidden/>
-              </w:rPr>
-              <w:instrText xml:space="preserve"> PAGEREF _Toc239185567 \h </w:instrText>
-            </w:r>
-            <w:r>
-              <w:rPr>
-                <w:noProof/>
-                <w:webHidden/>
-              </w:rPr>
-            </w:r>
-            <w:r>
-              <w:rPr>
-                <w:noProof/>
-                <w:webHidden/>
-              </w:rPr>
-              <w:fldChar w:fldCharType="separate"/>
-            </w:r>
-            <w:r>
-              <w:rPr>
-                <w:noProof/>
-                <w:webHidden/>
-              </w:rPr>
-              <w:t>14</w:t>
-            </w:r>
-            <w:r>
-              <w:rPr>
-                <w:noProof/>
-                <w:webHidden/>
-              </w:rPr>
-              <w:fldChar w:fldCharType="end"/>
-            </w:r>
-          </w:hyperlink>
-        </w:p>
-        <w:p>
-          <w:pPr>
-            <w:pStyle w:val="Sumrio1"/>
-            <w:tabs>
-              <w:tab w:val="left" w:pos="720"/>
-            </w:tabs>
-            <w:rPr>
-              <w:rFonts w:asciiTheme="minorHAnsi" w:eastAsiaTheme="minorEastAsia" w:hAnsiTheme="minorHAnsi" w:cstheme="minorBidi"/>
-              <w:b w:val="0"/>
-              <w:caps w:val="0"/>
-              <w:noProof/>
-              <w:kern w:val="2"/>
-              <w:lang w:eastAsia="pt-BR"/>
-              <w14:ligatures w14:val="standardContextual"/>
-            </w:rPr>
-          </w:pPr>
-          <w:hyperlink w:anchor="_Toc239185568" w:history="1">
-            <w:r>
-              <w:rPr>
-                <w:rStyle w:val="Hyperlink"/>
-                <w:noProof/>
-              </w:rPr>
-              <w:t>8.1.</w:t>
-            </w:r>
-            <w:r>
-              <w:rPr>
-                <w:rFonts w:asciiTheme="minorHAnsi" w:eastAsiaTheme="minorEastAsia" w:hAnsiTheme="minorHAnsi" w:cstheme="minorBidi"/>
-                <w:b w:val="0"/>
-                <w:caps w:val="0"/>
-                <w:noProof/>
-                <w:kern w:val="2"/>
-                <w:lang w:eastAsia="pt-BR"/>
-                <w14:ligatures w14:val="standardContextual"/>
-              </w:rPr>
-              <w:tab/>
-            </w:r>
-            <w:r>
-              <w:rPr>
-                <w:rStyle w:val="Hyperlink"/>
-                <w:noProof/>
-              </w:rPr>
-              <w:t>Entradas</w:t>
-            </w:r>
-            <w:r>
-              <w:rPr>
-                <w:noProof/>
-                <w:webHidden/>
-              </w:rPr>
-              <w:tab/>
-            </w:r>
-            <w:r>
-              <w:rPr>
-                <w:noProof/>
-                <w:webHidden/>
-              </w:rPr>
-              <w:fldChar w:fldCharType="begin"/>
-            </w:r>
-            <w:r>
-              <w:rPr>
-                <w:noProof/>
-                <w:webHidden/>
-              </w:rPr>
-              <w:instrText xml:space="preserve"> PAGEREF _Toc239185568 \h </w:instrText>
-            </w:r>
-            <w:r>
-              <w:rPr>
-                <w:noProof/>
-                <w:webHidden/>
-              </w:rPr>
-            </w:r>
-            <w:r>
-              <w:rPr>
-                <w:noProof/>
-                <w:webHidden/>
-              </w:rPr>
-              <w:fldChar w:fldCharType="separate"/>
-            </w:r>
-            <w:r>
-              <w:rPr>
-                <w:noProof/>
-                <w:webHidden/>
-              </w:rPr>
-              <w:t>14</w:t>
-            </w:r>
-            <w:r>
-              <w:rPr>
-                <w:noProof/>
-                <w:webHidden/>
-              </w:rPr>
-              <w:fldChar w:fldCharType="end"/>
-            </w:r>
-          </w:hyperlink>
-        </w:p>
-        <w:p>
-          <w:pPr>
-            <w:pStyle w:val="Sumrio1"/>
-            <w:tabs>
-              <w:tab w:val="left" w:pos="720"/>
-            </w:tabs>
-            <w:rPr>
-              <w:rFonts w:asciiTheme="minorHAnsi" w:eastAsiaTheme="minorEastAsia" w:hAnsiTheme="minorHAnsi" w:cstheme="minorBidi"/>
-              <w:b w:val="0"/>
-              <w:caps w:val="0"/>
-              <w:noProof/>
-              <w:kern w:val="2"/>
-              <w:lang w:eastAsia="pt-BR"/>
-              <w14:ligatures w14:val="standardContextual"/>
-            </w:rPr>
-          </w:pPr>
-          <w:hyperlink w:anchor="_Toc239185569" w:history="1">
-            <w:r>
-              <w:rPr>
-                <w:rStyle w:val="Hyperlink"/>
-                <w:noProof/>
-              </w:rPr>
-              <w:t>8.2.</w:t>
-            </w:r>
-            <w:r>
-              <w:rPr>
-                <w:rFonts w:asciiTheme="minorHAnsi" w:eastAsiaTheme="minorEastAsia" w:hAnsiTheme="minorHAnsi" w:cstheme="minorBidi"/>
-                <w:b w:val="0"/>
-                <w:caps w:val="0"/>
-                <w:noProof/>
-                <w:kern w:val="2"/>
-                <w:lang w:eastAsia="pt-BR"/>
-                <w14:ligatures w14:val="standardContextual"/>
-              </w:rPr>
-              <w:tab/>
-            </w:r>
-            <w:r>
-              <w:rPr>
-                <w:rStyle w:val="Hyperlink"/>
-                <w:noProof/>
-              </w:rPr>
-              <w:t>Cálculo de viabilidade</w:t>
-            </w:r>
-            <w:r>
-              <w:rPr>
-                <w:noProof/>
-                <w:webHidden/>
-              </w:rPr>
-              <w:tab/>
-            </w:r>
-            <w:r>
-              <w:rPr>
-                <w:noProof/>
-                <w:webHidden/>
-              </w:rPr>
-              <w:fldChar w:fldCharType="begin"/>
-            </w:r>
-            <w:r>
-              <w:rPr>
-                <w:noProof/>
-                <w:webHidden/>
-              </w:rPr>
-              <w:instrText xml:space="preserve"> PAGEREF _Toc239185569 \h </w:instrText>
-            </w:r>
-            <w:r>
-              <w:rPr>
-                <w:noProof/>
-                <w:webHidden/>
-              </w:rPr>
-            </w:r>
-            <w:r>
-              <w:rPr>
-                <w:noProof/>
-                <w:webHidden/>
-              </w:rPr>
-              <w:fldChar w:fldCharType="separate"/>
-            </w:r>
-            <w:r>
-              <w:rPr>
-                <w:noProof/>
-                <w:webHidden/>
-              </w:rPr>
-              <w:t>14</w:t>
-            </w:r>
-            <w:r>
-              <w:rPr>
-                <w:noProof/>
-                <w:webHidden/>
-              </w:rPr>
-              <w:fldChar w:fldCharType="end"/>
-            </w:r>
-          </w:hyperlink>
-        </w:p>
-        <w:p>
-          <w:pPr>
-            <w:pStyle w:val="Sumrio1"/>
-            <w:tabs>
-              <w:tab w:val="left" w:pos="720"/>
-            </w:tabs>
-            <w:rPr>
-              <w:rFonts w:asciiTheme="minorHAnsi" w:eastAsiaTheme="minorEastAsia" w:hAnsiTheme="minorHAnsi" w:cstheme="minorBidi"/>
-              <w:b w:val="0"/>
-              <w:caps w:val="0"/>
-              <w:noProof/>
-              <w:kern w:val="2"/>
-              <w:lang w:eastAsia="pt-BR"/>
-              <w14:ligatures w14:val="standardContextual"/>
-            </w:rPr>
-          </w:pPr>
-          <w:hyperlink w:anchor="_Toc239185570" w:history="1">
-            <w:r>
-              <w:rPr>
-                <w:rStyle w:val="Hyperlink"/>
-                <w:noProof/>
-              </w:rPr>
-              <w:t>8.3.</w:t>
-            </w:r>
-            <w:r>
-              <w:rPr>
-                <w:rFonts w:asciiTheme="minorHAnsi" w:eastAsiaTheme="minorEastAsia" w:hAnsiTheme="minorHAnsi" w:cstheme="minorBidi"/>
-                <w:b w:val="0"/>
-                <w:caps w:val="0"/>
-                <w:noProof/>
-                <w:kern w:val="2"/>
-                <w:lang w:eastAsia="pt-BR"/>
-                <w14:ligatures w14:val="standardContextual"/>
-              </w:rPr>
-              <w:tab/>
-            </w:r>
-            <w:r>
-              <w:rPr>
-                <w:rStyle w:val="Hyperlink"/>
-                <w:noProof/>
-              </w:rPr>
-              <w:t>Priorização e distribuição</w:t>
-            </w:r>
-            <w:r>
-              <w:rPr>
-                <w:noProof/>
-                <w:webHidden/>
-              </w:rPr>
-              <w:tab/>
-            </w:r>
-            <w:r>
-              <w:rPr>
-                <w:noProof/>
-                <w:webHidden/>
-              </w:rPr>
-              <w:fldChar w:fldCharType="begin"/>
-            </w:r>
-            <w:r>
-              <w:rPr>
-                <w:noProof/>
-                <w:webHidden/>
-              </w:rPr>
-              <w:instrText xml:space="preserve"> PAGEREF _Toc239185570 \h </w:instrText>
-            </w:r>
-            <w:r>
-              <w:rPr>
-                <w:noProof/>
-                <w:webHidden/>
-              </w:rPr>
-            </w:r>
-            <w:r>
-              <w:rPr>
-                <w:noProof/>
-                <w:webHidden/>
-              </w:rPr>
-              <w:fldChar w:fldCharType="separate"/>
-            </w:r>
-            <w:r>
-              <w:rPr>
-                <w:noProof/>
-                <w:webHidden/>
-              </w:rPr>
-              <w:t>14</w:t>
-            </w:r>
-            <w:r>
-              <w:rPr>
-                <w:noProof/>
-                <w:webHidden/>
-              </w:rPr>
-              <w:fldChar w:fldCharType="end"/>
-            </w:r>
-          </w:hyperlink>
-        </w:p>
-        <w:p>
-          <w:pPr>
-            <w:pStyle w:val="Sumrio1"/>
-            <w:tabs>
-              <w:tab w:val="left" w:pos="720"/>
-            </w:tabs>
-            <w:rPr>
-              <w:rFonts w:asciiTheme="minorHAnsi" w:eastAsiaTheme="minorEastAsia" w:hAnsiTheme="minorHAnsi" w:cstheme="minorBidi"/>
-              <w:b w:val="0"/>
-              <w:caps w:val="0"/>
-              <w:noProof/>
-              <w:kern w:val="2"/>
-              <w:lang w:eastAsia="pt-BR"/>
-              <w14:ligatures w14:val="standardContextual"/>
-            </w:rPr>
-          </w:pPr>
-          <w:hyperlink w:anchor="_Toc239185571" w:history="1">
-            <w:r>
-              <w:rPr>
-                <w:rStyle w:val="Hyperlink"/>
-                <w:noProof/>
-              </w:rPr>
-              <w:t>8.4.</w:t>
-            </w:r>
-            <w:r>
-              <w:rPr>
-                <w:rFonts w:asciiTheme="minorHAnsi" w:eastAsiaTheme="minorEastAsia" w:hAnsiTheme="minorHAnsi" w:cstheme="minorBidi"/>
-                <w:b w:val="0"/>
-                <w:caps w:val="0"/>
-                <w:noProof/>
-                <w:kern w:val="2"/>
-                <w:lang w:eastAsia="pt-BR"/>
-                <w14:ligatures w14:val="standardContextual"/>
-              </w:rPr>
-              <w:tab/>
-            </w:r>
-            <w:r>
-              <w:rPr>
-                <w:rStyle w:val="Hyperlink"/>
-                <w:noProof/>
-              </w:rPr>
-              <w:t>Indicador de risco</w:t>
-            </w:r>
-            <w:r>
-              <w:rPr>
-                <w:noProof/>
-                <w:webHidden/>
-              </w:rPr>
-              <w:tab/>
-            </w:r>
-            <w:r>
-              <w:rPr>
-                <w:noProof/>
-                <w:webHidden/>
-              </w:rPr>
-              <w:fldChar w:fldCharType="begin"/>
-            </w:r>
-            <w:r>
-              <w:rPr>
-                <w:noProof/>
-                <w:webHidden/>
-              </w:rPr>
-              <w:instrText xml:space="preserve"> PAGEREF _Toc239185571 \h </w:instrText>
-            </w:r>
-            <w:r>
-              <w:rPr>
-                <w:noProof/>
-                <w:webHidden/>
-              </w:rPr>
-            </w:r>
-            <w:r>
-              <w:rPr>
-                <w:noProof/>
-                <w:webHidden/>
-              </w:rPr>
-              <w:fldChar w:fldCharType="separate"/>
-            </w:r>
-            <w:r>
-              <w:rPr>
-                <w:noProof/>
-                <w:webHidden/>
-              </w:rPr>
-              <w:t>14</w:t>
-            </w:r>
-            <w:r>
-              <w:rPr>
-                <w:noProof/>
-                <w:webHidden/>
-              </w:rPr>
-              <w:fldChar w:fldCharType="end"/>
-            </w:r>
-          </w:hyperlink>
-        </w:p>
-        <w:p>
-          <w:pPr>
-            <w:pStyle w:val="Sumrio1"/>
-            <w:tabs>
-              <w:tab w:val="left" w:pos="720"/>
-            </w:tabs>
-            <w:rPr>
-              <w:rFonts w:asciiTheme="minorHAnsi" w:eastAsiaTheme="minorEastAsia" w:hAnsiTheme="minorHAnsi" w:cstheme="minorBidi"/>
-              <w:b w:val="0"/>
-              <w:caps w:val="0"/>
-              <w:noProof/>
-              <w:kern w:val="2"/>
-              <w:lang w:eastAsia="pt-BR"/>
-              <w14:ligatures w14:val="standardContextual"/>
-            </w:rPr>
-          </w:pPr>
-          <w:hyperlink w:anchor="_Toc239185572" w:history="1">
-            <w:r>
-              <w:rPr>
-                <w:rStyle w:val="Hyperlink"/>
-                <w:noProof/>
-                <w:highlight w:val="white"/>
-              </w:rPr>
-              <w:t>9.</w:t>
-            </w:r>
-            <w:r>
-              <w:rPr>
-                <w:rFonts w:asciiTheme="minorHAnsi" w:eastAsiaTheme="minorEastAsia" w:hAnsiTheme="minorHAnsi" w:cstheme="minorBidi"/>
-                <w:b w:val="0"/>
-                <w:caps w:val="0"/>
-                <w:noProof/>
-                <w:kern w:val="2"/>
-                <w:lang w:eastAsia="pt-BR"/>
-                <w14:ligatures w14:val="standardContextual"/>
-              </w:rPr>
-              <w:tab/>
-            </w:r>
-            <w:r>
-              <w:rPr>
-                <w:rStyle w:val="Hyperlink"/>
-                <w:noProof/>
-              </w:rPr>
-              <w:t>Requisitos e Regras de Negócios</w:t>
-            </w:r>
-            <w:r>
-              <w:rPr>
-                <w:noProof/>
-                <w:webHidden/>
-              </w:rPr>
-              <w:tab/>
-            </w:r>
-            <w:r>
-              <w:rPr>
-                <w:noProof/>
-                <w:webHidden/>
-              </w:rPr>
-              <w:fldChar w:fldCharType="begin"/>
-            </w:r>
-            <w:r>
-              <w:rPr>
-                <w:noProof/>
-                <w:webHidden/>
-              </w:rPr>
-              <w:instrText xml:space="preserve"> PAGEREF _Toc239185572 \h </w:instrText>
-            </w:r>
-            <w:r>
-              <w:rPr>
-                <w:noProof/>
-                <w:webHidden/>
-              </w:rPr>
-            </w:r>
-            <w:r>
-              <w:rPr>
-                <w:noProof/>
-                <w:webHidden/>
-              </w:rPr>
-              <w:fldChar w:fldCharType="separate"/>
-            </w:r>
-            <w:r>
-              <w:rPr>
-                <w:noProof/>
-                <w:webHidden/>
-              </w:rPr>
-              <w:t>16</w:t>
-            </w:r>
-            <w:r>
-              <w:rPr>
-                <w:noProof/>
-                <w:webHidden/>
-              </w:rPr>
-              <w:fldChar w:fldCharType="end"/>
-            </w:r>
-          </w:hyperlink>
-        </w:p>
-        <w:p>
-          <w:pPr>
-            <w:pStyle w:val="Sumrio1"/>
-            <w:tabs>
-              <w:tab w:val="left" w:pos="720"/>
-            </w:tabs>
-            <w:rPr>
-              <w:rFonts w:asciiTheme="minorHAnsi" w:eastAsiaTheme="minorEastAsia" w:hAnsiTheme="minorHAnsi" w:cstheme="minorBidi"/>
-              <w:b w:val="0"/>
-              <w:caps w:val="0"/>
-              <w:noProof/>
-              <w:kern w:val="2"/>
-              <w:lang w:eastAsia="pt-BR"/>
-              <w14:ligatures w14:val="standardContextual"/>
-            </w:rPr>
-          </w:pPr>
-          <w:hyperlink w:anchor="_Toc239185573" w:history="1">
-            <w:r>
-              <w:rPr>
-                <w:rStyle w:val="Hyperlink"/>
-                <w:noProof/>
-                <w:highlight w:val="white"/>
-              </w:rPr>
-              <w:t>12.</w:t>
-            </w:r>
-            <w:r>
-              <w:rPr>
-                <w:rFonts w:asciiTheme="minorHAnsi" w:eastAsiaTheme="minorEastAsia" w:hAnsiTheme="minorHAnsi" w:cstheme="minorBidi"/>
-                <w:b w:val="0"/>
-                <w:caps w:val="0"/>
-                <w:noProof/>
-                <w:kern w:val="2"/>
-                <w:lang w:eastAsia="pt-BR"/>
-                <w14:ligatures w14:val="standardContextual"/>
-              </w:rPr>
-              <w:tab/>
-            </w:r>
-            <w:r>
-              <w:rPr>
-                <w:rStyle w:val="Hyperlink"/>
-                <w:noProof/>
-              </w:rPr>
-              <w:t>REFERÊNCIAS BIBLIOGRÁFICAS</w:t>
-            </w:r>
-            <w:r>
-              <w:rPr>
-                <w:noProof/>
-                <w:webHidden/>
-              </w:rPr>
-              <w:tab/>
-            </w:r>
-            <w:r>
-              <w:rPr>
-                <w:noProof/>
-                <w:webHidden/>
-              </w:rPr>
-              <w:fldChar w:fldCharType="begin"/>
-            </w:r>
-            <w:r>
-              <w:rPr>
-                <w:noProof/>
-                <w:webHidden/>
-              </w:rPr>
-              <w:instrText xml:space="preserve"> PAGEREF _Toc239185573 \h </w:instrText>
-            </w:r>
-            <w:r>
-              <w:rPr>
-                <w:noProof/>
-                <w:webHidden/>
-              </w:rPr>
-            </w:r>
-            <w:r>
-              <w:rPr>
-                <w:noProof/>
-                <w:webHidden/>
-              </w:rPr>
-              <w:fldChar w:fldCharType="separate"/>
-            </w:r>
-            <w:r>
-              <w:rPr>
-                <w:noProof/>
-                <w:webHidden/>
-              </w:rPr>
-              <w:t>20</w:t>
-            </w:r>
-            <w:r>
-              <w:rPr>
-                <w:noProof/>
-                <w:webHidden/>
-              </w:rPr>
-              <w:fldChar w:fldCharType="end"/>
-            </w:r>
-          </w:hyperlink>
-        </w:p>
-        <w:p>
           <w:r>
             <w:rPr>
               <w:b/>
@@ -3283,31 +3406,15 @@
     </w:sdt>
     <w:p>
       <w:pPr>
-        <w:jc w:val="center"/>
-        <w:sectPr>
-          <w:headerReference w:type="even" r:id="rId12"/>
-          <w:headerReference w:type="default" r:id="rId13"/>
-          <w:footerReference w:type="even" r:id="rId14"/>
-          <w:footerReference w:type="default" r:id="rId15"/>
-          <w:headerReference w:type="first" r:id="rId16"/>
-          <w:footerReference w:type="first" r:id="rId17"/>
-          <w:pgSz w:w="11906" w:h="16838"/>
-          <w:pgMar w:top="1701" w:right="1134" w:bottom="1134" w:left="1701" w:header="709" w:footer="709" w:gutter="0"/>
-          <w:pgNumType w:start="0"/>
-          <w:cols w:space="720"/>
-        </w:sectPr>
-      </w:pPr>
-    </w:p>
-    <w:p>
-      <w:pPr>
         <w:pStyle w:val="Ttulo1"/>
+        <w:spacing w:line="360" w:lineRule="auto"/>
         <w:rPr>
           <w:highlight w:val="white"/>
         </w:rPr>
       </w:pPr>
       <w:bookmarkStart w:id="0" w:name="_heading=h.1fob9te"/>
       <w:bookmarkStart w:id="1" w:name="_Toc1515567160"/>
-      <w:bookmarkStart w:id="2" w:name="_Toc239185554"/>
+      <w:bookmarkStart w:id="2" w:name="_Toc239363529"/>
       <w:bookmarkEnd w:id="0"/>
       <w:r>
         <w:rPr>
@@ -3330,7 +3437,136 @@
         <w:rPr>
           <w:rFonts w:eastAsia="Times New Roman"/>
         </w:rPr>
-        <w:t>Na universidade UMC, em diferentes áreas como informações, documentos, vídeos referencias, comunicados, provas e trabalhos, mesmo com todas essas ferramentas, para organizar e facilitar a comunicação. A disponibilização, dessas ferramentas não garante que o estudante consiga organizar dentro do tempo disponível. Assim, temos a necessidade de uma solução que não apenas centraliza ferramentas. Mas também relaciona conteúdos, para transformar essas informações em um plano de estudo.</w:t>
+        <w:t>Na universidade UMC, em diferentes áreas como informações, documentos, vídeos referencias, comunicados, provas e trabalhos, mesmo com todas essas ferramentas, para organizar e facilitar a comunicação. A disponibilização, dessas ferramentas não garante que o estudante consiga organizar dentro do tempo disponível</w:t>
+      </w:r>
+      <w:r>
+        <w:rPr>
+          <w:rFonts w:eastAsia="Times New Roman"/>
+        </w:rPr>
+        <w:t>,</w:t>
+      </w:r>
+      <w:r>
+        <w:t xml:space="preserve"> </w:t>
+      </w:r>
+      <w:r>
+        <w:rPr>
+          <w:rFonts w:eastAsia="Times New Roman"/>
+        </w:rPr>
+        <w:t xml:space="preserve">“GOOGLE, Google </w:t>
+      </w:r>
+      <w:proofErr w:type="spellStart"/>
+      <w:r>
+        <w:rPr>
+          <w:rFonts w:eastAsia="Times New Roman"/>
+        </w:rPr>
+        <w:t>Classroom</w:t>
+      </w:r>
+      <w:proofErr w:type="spellEnd"/>
+      <w:r>
+        <w:rPr>
+          <w:rFonts w:eastAsia="Times New Roman"/>
+        </w:rPr>
+        <w:t xml:space="preserve"> (2026)”</w:t>
+      </w:r>
+      <w:r>
+        <w:rPr>
+          <w:rFonts w:eastAsia="Times New Roman"/>
+        </w:rPr>
+        <w:t>,</w:t>
+      </w:r>
+      <w:r>
+        <w:rPr>
+          <w:rFonts w:eastAsia="Times New Roman"/>
+        </w:rPr>
+        <w:t xml:space="preserve"> </w:t>
+      </w:r>
+      <w:proofErr w:type="gramStart"/>
+      <w:r>
+        <w:rPr>
+          <w:rFonts w:eastAsia="Times New Roman"/>
+        </w:rPr>
+        <w:t>Assim</w:t>
+      </w:r>
+      <w:proofErr w:type="gramEnd"/>
+      <w:r>
+        <w:rPr>
+          <w:rFonts w:eastAsia="Times New Roman"/>
+        </w:rPr>
+        <w:t>, temos a necessidade de uma solução que não apenas centraliza ferramentas. Mas também relaciona conteúdos, para transformar essas informações em um plano de estudo</w:t>
+      </w:r>
+      <w:r>
+        <w:rPr>
+          <w:rFonts w:eastAsia="Times New Roman"/>
+        </w:rPr>
+        <w:t xml:space="preserve">, </w:t>
+      </w:r>
+      <w:r>
+        <w:rPr>
+          <w:rFonts w:eastAsia="Times New Roman"/>
+        </w:rPr>
+        <w:t xml:space="preserve">“NOTION, </w:t>
+      </w:r>
+      <w:proofErr w:type="spellStart"/>
+      <w:r>
+        <w:rPr>
+          <w:rFonts w:eastAsia="Times New Roman"/>
+        </w:rPr>
+        <w:t>Notion</w:t>
+      </w:r>
+      <w:proofErr w:type="spellEnd"/>
+      <w:r>
+        <w:rPr>
+          <w:rFonts w:eastAsia="Times New Roman"/>
+        </w:rPr>
+        <w:t xml:space="preserve">: </w:t>
+      </w:r>
+      <w:proofErr w:type="spellStart"/>
+      <w:r>
+        <w:rPr>
+          <w:rFonts w:eastAsia="Times New Roman"/>
+        </w:rPr>
+        <w:t>your</w:t>
+      </w:r>
+      <w:proofErr w:type="spellEnd"/>
+      <w:r>
+        <w:rPr>
+          <w:rFonts w:eastAsia="Times New Roman"/>
+        </w:rPr>
+        <w:t xml:space="preserve"> </w:t>
+      </w:r>
+      <w:proofErr w:type="spellStart"/>
+      <w:r>
+        <w:rPr>
+          <w:rFonts w:eastAsia="Times New Roman"/>
+        </w:rPr>
+        <w:t>connected</w:t>
+      </w:r>
+      <w:proofErr w:type="spellEnd"/>
+      <w:r>
+        <w:rPr>
+          <w:rFonts w:eastAsia="Times New Roman"/>
+        </w:rPr>
+        <w:t xml:space="preserve"> </w:t>
+      </w:r>
+      <w:proofErr w:type="spellStart"/>
+      <w:r>
+        <w:rPr>
+          <w:rFonts w:eastAsia="Times New Roman"/>
+        </w:rPr>
+        <w:t>workspace</w:t>
+      </w:r>
+      <w:proofErr w:type="spellEnd"/>
+      <w:r>
+        <w:rPr>
+          <w:rFonts w:eastAsia="Times New Roman"/>
+        </w:rPr>
+        <w:t xml:space="preserve"> (2026)”</w:t>
+      </w:r>
+      <w:r>
+        <w:rPr>
+          <w:rFonts w:eastAsia="Times New Roman"/>
+        </w:rPr>
+        <w:t>.</w:t>
       </w:r>
     </w:p>
     <w:p>
@@ -3354,8 +3590,9 @@
     <w:p>
       <w:pPr>
         <w:pStyle w:val="Ttulo1"/>
-      </w:pPr>
-      <w:bookmarkStart w:id="4" w:name="_Toc239185555"/>
+        <w:spacing w:line="360" w:lineRule="auto"/>
+      </w:pPr>
+      <w:bookmarkStart w:id="4" w:name="_Toc239363530"/>
       <w:r>
         <w:lastRenderedPageBreak/>
         <w:t>JUSTIFICATIVA</w:t>
@@ -3387,7 +3624,115 @@
           <w:rFonts w:eastAsia="Times New Roman"/>
           <w:color w:val="212529"/>
         </w:rPr>
-        <w:t>, onde os alunos de instituições de ensino, tem diversos aplicativos de informações, isso acaba fazendo com que o aluno se perca nos estudos, então para ajudar esses alunos e as instituições será desenvolvido uma plataforma que centralize tudo para que o aluno consiga ter um melhor planejamento de seus estudos, fazendo com que a performance acadêmica melhore baseado em seu plano de ensino. </w:t>
+        <w:t>, onde os alunos de instituições de ensino, tem diversos aplicativos de informações, isso acaba fazendo com que o aluno se perca nos estudos, então para ajudar esses alunos e as instituições será desenvolvido uma plataforma que centralize tudo para que o aluno consiga ter um melhor planejamento de seus estudos, fazendo com que a performance acadêmica melhore baseado em seu plano de ensino</w:t>
+      </w:r>
+      <w:r>
+        <w:rPr>
+          <w:rFonts w:eastAsia="Times New Roman"/>
+          <w:color w:val="212529"/>
+        </w:rPr>
+        <w:t xml:space="preserve">, </w:t>
+      </w:r>
+      <w:r>
+        <w:rPr>
+          <w:rFonts w:eastAsia="Times New Roman"/>
+          <w:color w:val="212529"/>
+        </w:rPr>
+        <w:t xml:space="preserve">“GOOGLE, Google </w:t>
+      </w:r>
+      <w:proofErr w:type="spellStart"/>
+      <w:r>
+        <w:rPr>
+          <w:rFonts w:eastAsia="Times New Roman"/>
+          <w:color w:val="212529"/>
+        </w:rPr>
+        <w:t>Classroom</w:t>
+      </w:r>
+      <w:proofErr w:type="spellEnd"/>
+      <w:r>
+        <w:rPr>
+          <w:rFonts w:eastAsia="Times New Roman"/>
+          <w:color w:val="212529"/>
+        </w:rPr>
+        <w:t xml:space="preserve"> (2026)” “NOTION, </w:t>
+      </w:r>
+      <w:proofErr w:type="spellStart"/>
+      <w:r>
+        <w:rPr>
+          <w:rFonts w:eastAsia="Times New Roman"/>
+          <w:color w:val="212529"/>
+        </w:rPr>
+        <w:t>Notion</w:t>
+      </w:r>
+      <w:proofErr w:type="spellEnd"/>
+      <w:r>
+        <w:rPr>
+          <w:rFonts w:eastAsia="Times New Roman"/>
+          <w:color w:val="212529"/>
+        </w:rPr>
+        <w:t xml:space="preserve">: </w:t>
+      </w:r>
+      <w:proofErr w:type="spellStart"/>
+      <w:r>
+        <w:rPr>
+          <w:rFonts w:eastAsia="Times New Roman"/>
+          <w:color w:val="212529"/>
+        </w:rPr>
+        <w:t>your</w:t>
+      </w:r>
+      <w:proofErr w:type="spellEnd"/>
+      <w:r>
+        <w:rPr>
+          <w:rFonts w:eastAsia="Times New Roman"/>
+          <w:color w:val="212529"/>
+        </w:rPr>
+        <w:t xml:space="preserve"> </w:t>
+      </w:r>
+      <w:proofErr w:type="spellStart"/>
+      <w:r>
+        <w:rPr>
+          <w:rFonts w:eastAsia="Times New Roman"/>
+          <w:color w:val="212529"/>
+        </w:rPr>
+        <w:t>connected</w:t>
+      </w:r>
+      <w:proofErr w:type="spellEnd"/>
+      <w:r>
+        <w:rPr>
+          <w:rFonts w:eastAsia="Times New Roman"/>
+          <w:color w:val="212529"/>
+        </w:rPr>
+        <w:t xml:space="preserve"> </w:t>
+      </w:r>
+      <w:proofErr w:type="spellStart"/>
+      <w:r>
+        <w:rPr>
+          <w:rFonts w:eastAsia="Times New Roman"/>
+          <w:color w:val="212529"/>
+        </w:rPr>
+        <w:t>workspace</w:t>
+      </w:r>
+      <w:proofErr w:type="spellEnd"/>
+      <w:r>
+        <w:rPr>
+          <w:rFonts w:eastAsia="Times New Roman"/>
+          <w:color w:val="212529"/>
+        </w:rPr>
+        <w:t xml:space="preserve"> (2026)”</w:t>
+      </w:r>
+      <w:r>
+        <w:rPr>
+          <w:rFonts w:eastAsia="Times New Roman"/>
+          <w:color w:val="212529"/>
+        </w:rPr>
+        <w:t>.</w:t>
+      </w:r>
+      <w:r>
+        <w:rPr>
+          <w:rFonts w:eastAsia="Times New Roman"/>
+          <w:color w:val="212529"/>
+        </w:rPr>
+        <w:t> </w:t>
       </w:r>
     </w:p>
     <w:p>
@@ -3415,12 +3760,12 @@
     <w:p>
       <w:pPr>
         <w:pStyle w:val="Ttulo1"/>
-        <w:spacing w:after="240"/>
+        <w:spacing w:after="240" w:line="360" w:lineRule="auto"/>
         <w:rPr>
           <w:highlight w:val="white"/>
         </w:rPr>
       </w:pPr>
-      <w:bookmarkStart w:id="6" w:name="_Toc239185556"/>
+      <w:bookmarkStart w:id="6" w:name="_Toc239363531"/>
       <w:r>
         <w:lastRenderedPageBreak/>
         <w:t>OBJETIVOS</w:t>
@@ -3429,220 +3774,314 @@
     </w:p>
     <w:p>
       <w:pPr>
+        <w:pStyle w:val="Ttulo2"/>
+        <w:numPr>
+          <w:ilvl w:val="0"/>
+          <w:numId w:val="0"/>
+        </w:numPr>
+        <w:ind w:left="360"/>
+      </w:pPr>
+      <w:bookmarkStart w:id="7" w:name="_Toc239363532"/>
+      <w:r>
+        <w:t>4.1</w:t>
+      </w:r>
+      <w:r>
+        <w:t xml:space="preserve"> </w:t>
+      </w:r>
+      <w:r>
+        <w:t>Objetivo geral:</w:t>
+      </w:r>
+      <w:bookmarkEnd w:id="7"/>
+    </w:p>
+    <w:p>
+      <w:pPr>
+        <w:ind w:firstLine="1134"/>
+        <w:rPr>
+          <w:rFonts w:eastAsia="Times New Roman"/>
+        </w:rPr>
+      </w:pPr>
+      <w:r>
+        <w:rPr>
+          <w:rFonts w:eastAsia="Times New Roman"/>
+        </w:rPr>
+        <w:t>criar uma plataforma universitária que centralize informações acadêmicas, e gere um planejamento de estudos com base em seu tempo livre estimado</w:t>
+      </w:r>
+      <w:r>
+        <w:rPr>
+          <w:rFonts w:eastAsia="Times New Roman"/>
+        </w:rPr>
+        <w:t>,</w:t>
+      </w:r>
+      <w:r>
+        <w:t xml:space="preserve"> </w:t>
+      </w:r>
+      <w:r>
+        <w:rPr>
+          <w:rFonts w:eastAsia="Times New Roman"/>
+        </w:rPr>
+        <w:t xml:space="preserve">“NOTION, </w:t>
+      </w:r>
+      <w:proofErr w:type="spellStart"/>
+      <w:r>
+        <w:rPr>
+          <w:rFonts w:eastAsia="Times New Roman"/>
+        </w:rPr>
+        <w:t>Notion</w:t>
+      </w:r>
+      <w:proofErr w:type="spellEnd"/>
+      <w:r>
+        <w:rPr>
+          <w:rFonts w:eastAsia="Times New Roman"/>
+        </w:rPr>
+        <w:t xml:space="preserve">: </w:t>
+      </w:r>
+      <w:proofErr w:type="spellStart"/>
+      <w:r>
+        <w:rPr>
+          <w:rFonts w:eastAsia="Times New Roman"/>
+        </w:rPr>
+        <w:t>your</w:t>
+      </w:r>
+      <w:proofErr w:type="spellEnd"/>
+      <w:r>
+        <w:rPr>
+          <w:rFonts w:eastAsia="Times New Roman"/>
+        </w:rPr>
+        <w:t xml:space="preserve"> </w:t>
+      </w:r>
+      <w:proofErr w:type="spellStart"/>
+      <w:r>
+        <w:rPr>
+          <w:rFonts w:eastAsia="Times New Roman"/>
+        </w:rPr>
+        <w:t>connected</w:t>
+      </w:r>
+      <w:proofErr w:type="spellEnd"/>
+      <w:r>
+        <w:rPr>
+          <w:rFonts w:eastAsia="Times New Roman"/>
+        </w:rPr>
+        <w:t xml:space="preserve"> </w:t>
+      </w:r>
+      <w:proofErr w:type="spellStart"/>
+      <w:r>
+        <w:rPr>
+          <w:rFonts w:eastAsia="Times New Roman"/>
+        </w:rPr>
+        <w:t>workspace</w:t>
+      </w:r>
+      <w:proofErr w:type="spellEnd"/>
+      <w:r>
+        <w:rPr>
+          <w:rFonts w:eastAsia="Times New Roman"/>
+        </w:rPr>
+        <w:t xml:space="preserve"> (2026)”</w:t>
+      </w:r>
+      <w:r>
+        <w:rPr>
+          <w:rFonts w:eastAsia="Times New Roman"/>
+        </w:rPr>
+        <w:t>.</w:t>
+      </w:r>
+    </w:p>
+    <w:p>
+      <w:pPr>
+        <w:pStyle w:val="Ttulo2"/>
+        <w:numPr>
+          <w:ilvl w:val="0"/>
+          <w:numId w:val="0"/>
+        </w:numPr>
+        <w:ind w:left="360"/>
+      </w:pPr>
+      <w:bookmarkStart w:id="8" w:name="_Toc239363533"/>
+      <w:r>
+        <w:t>4.2</w:t>
+      </w:r>
+      <w:r>
+        <w:t xml:space="preserve"> Objetivos específicos</w:t>
+      </w:r>
+      <w:bookmarkEnd w:id="8"/>
+    </w:p>
+    <w:p>
+      <w:pPr>
+        <w:ind w:left="360" w:firstLine="0"/>
+        <w:rPr>
+          <w:rFonts w:eastAsia="Times New Roman"/>
+        </w:rPr>
+      </w:pPr>
+      <w:r>
+        <w:rPr>
+          <w:rFonts w:eastAsia="Times New Roman"/>
+        </w:rPr>
+        <w:t>• Centralizar conteúdos acadêmicos organizados por cursos, disciplinas e turmas</w:t>
+      </w:r>
+      <w:r>
+        <w:rPr>
+          <w:rFonts w:eastAsia="Times New Roman"/>
+        </w:rPr>
+        <w:t>,</w:t>
+      </w:r>
+      <w:r>
+        <w:t xml:space="preserve"> </w:t>
+      </w:r>
+      <w:r>
+        <w:rPr>
+          <w:rFonts w:eastAsia="Times New Roman"/>
+        </w:rPr>
+        <w:t xml:space="preserve">“GOOGLE, Google </w:t>
+      </w:r>
+      <w:proofErr w:type="spellStart"/>
+      <w:r>
+        <w:rPr>
+          <w:rFonts w:eastAsia="Times New Roman"/>
+        </w:rPr>
+        <w:t>Classroom</w:t>
+      </w:r>
+      <w:proofErr w:type="spellEnd"/>
+      <w:r>
+        <w:rPr>
+          <w:rFonts w:eastAsia="Times New Roman"/>
+        </w:rPr>
+        <w:t xml:space="preserve"> (2026)”</w:t>
+      </w:r>
+      <w:r>
+        <w:rPr>
+          <w:rFonts w:eastAsia="Times New Roman"/>
+        </w:rPr>
+        <w:t>.</w:t>
+      </w:r>
+    </w:p>
+    <w:p>
+      <w:pPr>
+        <w:ind w:left="360" w:firstLine="0"/>
+        <w:rPr>
+          <w:rFonts w:eastAsia="Times New Roman"/>
+        </w:rPr>
+      </w:pPr>
+      <w:r>
+        <w:rPr>
+          <w:rFonts w:eastAsia="Times New Roman"/>
+        </w:rPr>
+        <w:t>• Permitir o cadastro de eventos acadêmicos e a junção de conteúdos necessários para cada evento.</w:t>
+      </w:r>
+    </w:p>
+    <w:p>
+      <w:pPr>
+        <w:ind w:left="360" w:firstLine="0"/>
+        <w:rPr>
+          <w:rFonts w:eastAsia="Times New Roman"/>
+        </w:rPr>
+      </w:pPr>
+      <w:r>
+        <w:rPr>
+          <w:rFonts w:eastAsia="Times New Roman"/>
+        </w:rPr>
+        <w:t>• Permitir que professores definam prioridade e duração estimada dos materiais.</w:t>
+      </w:r>
+    </w:p>
+    <w:p>
+      <w:pPr>
+        <w:ind w:left="360" w:firstLine="0"/>
+        <w:rPr>
+          <w:rFonts w:eastAsia="Times New Roman"/>
+        </w:rPr>
+      </w:pPr>
+      <w:r>
+        <w:rPr>
+          <w:rFonts w:eastAsia="Times New Roman"/>
+        </w:rPr>
+        <w:t>• Registrar a disponibilidade semanal dos estudantes.</w:t>
+      </w:r>
+    </w:p>
+    <w:p>
+      <w:pPr>
+        <w:ind w:left="360" w:firstLine="0"/>
+        <w:rPr>
+          <w:rFonts w:eastAsia="Times New Roman"/>
+        </w:rPr>
+      </w:pPr>
+      <w:r>
+        <w:rPr>
+          <w:rFonts w:eastAsia="Times New Roman"/>
+        </w:rPr>
+        <w:t>• Calcular a capacidade de estudo disponível até a data de um evento.</w:t>
+      </w:r>
+    </w:p>
+    <w:p>
+      <w:pPr>
+        <w:ind w:left="360" w:firstLine="0"/>
+        <w:rPr>
+          <w:rFonts w:eastAsia="Times New Roman"/>
+        </w:rPr>
+      </w:pPr>
+      <w:r>
+        <w:rPr>
+          <w:rFonts w:eastAsia="Times New Roman"/>
+        </w:rPr>
+        <w:t>• Gerar intervalos de estudo compatível com prazo, prioridade e capacidade.</w:t>
+      </w:r>
+    </w:p>
+    <w:p>
+      <w:pPr>
+        <w:ind w:left="360" w:firstLine="0"/>
+        <w:rPr>
+          <w:rFonts w:eastAsia="Times New Roman"/>
+        </w:rPr>
+      </w:pPr>
+      <w:r>
+        <w:rPr>
+          <w:rFonts w:eastAsia="Times New Roman"/>
+        </w:rPr>
+        <w:t>• Monitorar o progresso e recalcular o planejamento quando alterações importantes acontecerem.</w:t>
+      </w:r>
+    </w:p>
+    <w:p>
+      <w:pPr>
+        <w:ind w:left="360" w:firstLine="0"/>
+        <w:rPr>
+          <w:rFonts w:eastAsia="Times New Roman"/>
+        </w:rPr>
+      </w:pPr>
+      <w:r>
+        <w:rPr>
+          <w:rFonts w:eastAsia="Times New Roman"/>
+        </w:rPr>
+        <w:t>• Classificar a possibilidade do plano em níveis de risco justos.</w:t>
+      </w:r>
+    </w:p>
+    <w:p>
+      <w:pPr>
+        <w:ind w:left="360" w:firstLine="0"/>
+        <w:rPr>
+          <w:rFonts w:eastAsia="Times New Roman"/>
+        </w:rPr>
+      </w:pPr>
+      <w:r>
+        <w:rPr>
+          <w:rFonts w:eastAsia="Times New Roman"/>
+        </w:rPr>
+        <w:t>• Disponibilizar ao professor indicadores sobre a situação da turma</w:t>
+      </w:r>
+    </w:p>
+    <w:p>
+      <w:pPr>
+        <w:ind w:firstLine="1134"/>
+      </w:pPr>
+      <w:r>
+        <w:br w:type="page"/>
+      </w:r>
+    </w:p>
+    <w:p>
+      <w:pPr>
         <w:pStyle w:val="Ttulo1"/>
-        <w:numPr>
-          <w:ilvl w:val="1"/>
-          <w:numId w:val="1"/>
-        </w:numPr>
-        <w:rPr>
-          <w:sz w:val="24"/>
-          <w:szCs w:val="24"/>
-        </w:rPr>
-      </w:pPr>
-      <w:r>
-        <w:rPr>
-          <w:sz w:val="24"/>
-          <w:szCs w:val="24"/>
-        </w:rPr>
-        <w:t xml:space="preserve"> </w:t>
-      </w:r>
-      <w:bookmarkStart w:id="7" w:name="_Toc239185557"/>
-      <w:r>
-        <w:rPr>
-          <w:sz w:val="24"/>
-          <w:szCs w:val="24"/>
-        </w:rPr>
-        <w:t>Objetivo geral:</w:t>
-      </w:r>
-      <w:bookmarkEnd w:id="7"/>
-    </w:p>
-    <w:p>
-      <w:pPr>
-        <w:ind w:firstLine="1134"/>
-        <w:rPr>
-          <w:rFonts w:eastAsia="Times New Roman"/>
-        </w:rPr>
-      </w:pPr>
-      <w:r>
-        <w:rPr>
-          <w:rFonts w:eastAsia="Times New Roman"/>
-        </w:rPr>
-        <w:t>criar uma plataforma universitária que centralize informações acadêmicas, e gere um planejamento de estudos com base em seu tempo livre estimado.</w:t>
-      </w:r>
-    </w:p>
-    <w:p>
-      <w:pPr>
-        <w:pStyle w:val="Ttulo1"/>
-        <w:numPr>
-          <w:ilvl w:val="1"/>
-          <w:numId w:val="1"/>
-        </w:numPr>
-        <w:rPr>
-          <w:sz w:val="24"/>
-          <w:szCs w:val="24"/>
-        </w:rPr>
-      </w:pPr>
-      <w:r>
-        <w:rPr>
-          <w:sz w:val="24"/>
-          <w:szCs w:val="24"/>
-        </w:rPr>
-        <w:t xml:space="preserve"> </w:t>
-      </w:r>
-      <w:bookmarkStart w:id="8" w:name="_Toc239185558"/>
-      <w:r>
-        <w:rPr>
-          <w:sz w:val="24"/>
-          <w:szCs w:val="24"/>
-        </w:rPr>
-        <w:t>Objetivos específicos</w:t>
-      </w:r>
-      <w:bookmarkEnd w:id="8"/>
-    </w:p>
-    <w:p>
-      <w:pPr>
-        <w:ind w:left="360" w:firstLine="0"/>
-        <w:rPr>
-          <w:rFonts w:eastAsia="Times New Roman"/>
-        </w:rPr>
-      </w:pPr>
-      <w:r>
-        <w:rPr>
-          <w:rFonts w:eastAsia="Times New Roman"/>
-        </w:rPr>
-        <w:t>• Centralizar conteúdos acadêmicos organizados por cursos, disciplinas e turmas.</w:t>
-      </w:r>
-    </w:p>
-    <w:p>
-      <w:pPr>
-        <w:ind w:left="360" w:firstLine="0"/>
-        <w:rPr>
-          <w:rFonts w:eastAsia="Times New Roman"/>
-        </w:rPr>
-      </w:pPr>
-      <w:r>
-        <w:rPr>
-          <w:rFonts w:eastAsia="Times New Roman"/>
-        </w:rPr>
-        <w:t>• Permitir o cadastro de eventos acadêmicos e a junção de conteúdos necessários para cada evento.</w:t>
-      </w:r>
-    </w:p>
-    <w:p>
-      <w:pPr>
-        <w:ind w:left="360" w:firstLine="0"/>
-        <w:rPr>
-          <w:rFonts w:eastAsia="Times New Roman"/>
-        </w:rPr>
-      </w:pPr>
-      <w:r>
-        <w:rPr>
-          <w:rFonts w:eastAsia="Times New Roman"/>
-        </w:rPr>
-        <w:t>• Permitir que professores definam prioridade e duração estimada dos materiais.</w:t>
-      </w:r>
-    </w:p>
-    <w:p>
-      <w:pPr>
-        <w:ind w:left="360" w:firstLine="0"/>
-        <w:rPr>
-          <w:rFonts w:eastAsia="Times New Roman"/>
-        </w:rPr>
-      </w:pPr>
-      <w:r>
-        <w:rPr>
-          <w:rFonts w:eastAsia="Times New Roman"/>
-        </w:rPr>
-        <w:t>• Registrar a disponibilidade semanal dos estudantes.</w:t>
-      </w:r>
-    </w:p>
-    <w:p>
-      <w:pPr>
-        <w:ind w:left="360" w:firstLine="0"/>
-        <w:rPr>
-          <w:rFonts w:eastAsia="Times New Roman"/>
-        </w:rPr>
-      </w:pPr>
-      <w:r>
-        <w:rPr>
-          <w:rFonts w:eastAsia="Times New Roman"/>
-        </w:rPr>
-        <w:t>• Calcular a capacidade de estudo disponível até a data de um evento.</w:t>
-      </w:r>
-    </w:p>
-    <w:p>
-      <w:pPr>
-        <w:ind w:left="360" w:firstLine="0"/>
-        <w:rPr>
-          <w:rFonts w:eastAsia="Times New Roman"/>
-        </w:rPr>
-      </w:pPr>
-      <w:r>
-        <w:rPr>
-          <w:rFonts w:eastAsia="Times New Roman"/>
-        </w:rPr>
-        <w:t>• Gerar intervalos de estudo compatível com prazo, prioridade e capacidade.</w:t>
-      </w:r>
-    </w:p>
-    <w:p>
-      <w:pPr>
-        <w:ind w:left="360" w:firstLine="0"/>
-        <w:rPr>
-          <w:rFonts w:eastAsia="Times New Roman"/>
-        </w:rPr>
-      </w:pPr>
-      <w:r>
-        <w:rPr>
-          <w:rFonts w:eastAsia="Times New Roman"/>
-        </w:rPr>
-        <w:t>• Monitorar o progresso e recalcular o planejamento quando alterações importantes acontecerem.</w:t>
-      </w:r>
-    </w:p>
-    <w:p>
-      <w:pPr>
-        <w:ind w:left="360" w:firstLine="0"/>
-        <w:rPr>
-          <w:rFonts w:eastAsia="Times New Roman"/>
-        </w:rPr>
-      </w:pPr>
-      <w:r>
-        <w:rPr>
-          <w:rFonts w:eastAsia="Times New Roman"/>
-        </w:rPr>
-        <w:t>• Classificar a possibilidade do plano em níveis de risco justos.</w:t>
-      </w:r>
-    </w:p>
-    <w:p>
-      <w:pPr>
-        <w:ind w:left="360" w:firstLine="0"/>
-        <w:rPr>
-          <w:rFonts w:eastAsia="Times New Roman"/>
-        </w:rPr>
-      </w:pPr>
-      <w:r>
-        <w:rPr>
-          <w:rFonts w:eastAsia="Times New Roman"/>
-        </w:rPr>
-        <w:t>• Disponibilizar ao professor indicadores sobre a situação da turma</w:t>
-      </w:r>
-    </w:p>
-    <w:p>
-      <w:pPr>
-        <w:ind w:firstLine="1134"/>
-      </w:pPr>
-      <w:r>
-        <w:br w:type="page"/>
-      </w:r>
-    </w:p>
-    <w:p>
-      <w:pPr>
-        <w:pStyle w:val="Ttulo1"/>
+        <w:spacing w:line="360" w:lineRule="auto"/>
         <w:rPr>
           <w:sz w:val="24"/>
           <w:szCs w:val="24"/>
           <w:highlight w:val="white"/>
         </w:rPr>
       </w:pPr>
-      <w:bookmarkStart w:id="9" w:name="_Toc239185559"/>
+      <w:bookmarkStart w:id="9" w:name="_Toc239363534"/>
       <w:r>
         <w:lastRenderedPageBreak/>
         <w:t>FUNDAMENTAÇÕES E TECNOLOGIAS</w:t>
@@ -3651,30 +4090,22 @@
     </w:p>
     <w:p>
       <w:pPr>
-        <w:pStyle w:val="Ttulo1"/>
+        <w:pStyle w:val="Ttulo2"/>
         <w:numPr>
-          <w:ilvl w:val="1"/>
-          <w:numId w:val="1"/>
+          <w:ilvl w:val="0"/>
+          <w:numId w:val="0"/>
         </w:numPr>
-        <w:rPr>
-          <w:sz w:val="24"/>
-          <w:szCs w:val="24"/>
-        </w:rPr>
+        <w:ind w:left="360"/>
       </w:pPr>
       <w:bookmarkStart w:id="10" w:name="_Toc238584418"/>
-      <w:r>
-        <w:rPr>
-          <w:sz w:val="24"/>
-          <w:szCs w:val="24"/>
-        </w:rPr>
+      <w:bookmarkStart w:id="11" w:name="_Toc239363535"/>
+      <w:r>
+        <w:t>5.1</w:t>
+      </w:r>
+      <w:r>
         <w:t xml:space="preserve"> </w:t>
       </w:r>
-      <w:bookmarkStart w:id="11" w:name="_Toc239185560"/>
-      <w:r>
-        <w:rPr>
-          <w:sz w:val="24"/>
-          <w:szCs w:val="24"/>
-        </w:rPr>
+      <w:r>
         <w:t>Spring Boot e arquitetura em camadas</w:t>
       </w:r>
       <w:bookmarkEnd w:id="10"/>
@@ -3733,368 +4164,689 @@
         <w:rPr>
           <w:rFonts w:eastAsia="Times New Roman"/>
         </w:rPr>
-        <w:t xml:space="preserve"> boot, que organiza o projeto com persistência, segurança e configuração. A ordem de camadas divide a apresentação, controle, serviços, dominó e persistência. O framework (Spring Boot) fala do suporte para o projeto web, e o Spring Data JPA, oferece ideias para desenvolver a camada de repositórios.</w:t>
-      </w:r>
+        <w:t xml:space="preserve"> boot, que organiza o projeto com persistência, segurança e configuração. A ordem de camadas divide a apresentação, controle, serviços, dominó e persistência</w:t>
+      </w:r>
+      <w:r>
+        <w:rPr>
+          <w:rFonts w:eastAsia="Times New Roman"/>
+        </w:rPr>
+        <w:t>,</w:t>
+      </w:r>
+      <w:r>
+        <w:t xml:space="preserve"> </w:t>
+      </w:r>
+      <w:r>
+        <w:rPr>
+          <w:rFonts w:eastAsia="Times New Roman"/>
+        </w:rPr>
+        <w:t xml:space="preserve">“SPRING, Spring Boot </w:t>
+      </w:r>
+      <w:proofErr w:type="spellStart"/>
+      <w:r>
+        <w:rPr>
+          <w:rFonts w:eastAsia="Times New Roman"/>
+        </w:rPr>
+        <w:t>reference</w:t>
+      </w:r>
+      <w:proofErr w:type="spellEnd"/>
+      <w:r>
+        <w:rPr>
+          <w:rFonts w:eastAsia="Times New Roman"/>
+        </w:rPr>
+        <w:t xml:space="preserve"> </w:t>
+      </w:r>
+      <w:proofErr w:type="spellStart"/>
+      <w:r>
+        <w:rPr>
+          <w:rFonts w:eastAsia="Times New Roman"/>
+        </w:rPr>
+        <w:t>documentation</w:t>
+      </w:r>
+      <w:proofErr w:type="spellEnd"/>
+      <w:r>
+        <w:rPr>
+          <w:rFonts w:eastAsia="Times New Roman"/>
+        </w:rPr>
+        <w:t xml:space="preserve"> (2026)”</w:t>
+      </w:r>
+      <w:r>
+        <w:rPr>
+          <w:rFonts w:eastAsia="Times New Roman"/>
+        </w:rPr>
+        <w:t>.</w:t>
+      </w:r>
+      <w:r>
+        <w:rPr>
+          <w:rFonts w:eastAsia="Times New Roman"/>
+        </w:rPr>
+        <w:t xml:space="preserve"> O framework (Spring Boot) fala do suporte para o projeto web, e o Spring Data JPA, oferece ideias para desenvolver a camada de repositórios</w:t>
+      </w:r>
+      <w:r>
+        <w:rPr>
+          <w:rFonts w:eastAsia="Times New Roman"/>
+        </w:rPr>
+        <w:t xml:space="preserve">, </w:t>
+      </w:r>
+      <w:r>
+        <w:rPr>
+          <w:rFonts w:eastAsia="Times New Roman"/>
+        </w:rPr>
+        <w:t xml:space="preserve">“SPRING, Spring Boot </w:t>
+      </w:r>
+      <w:proofErr w:type="spellStart"/>
+      <w:r>
+        <w:rPr>
+          <w:rFonts w:eastAsia="Times New Roman"/>
+        </w:rPr>
+        <w:t>reference</w:t>
+      </w:r>
+      <w:proofErr w:type="spellEnd"/>
+      <w:r>
+        <w:rPr>
+          <w:rFonts w:eastAsia="Times New Roman"/>
+        </w:rPr>
+        <w:t xml:space="preserve"> </w:t>
+      </w:r>
+      <w:proofErr w:type="spellStart"/>
+      <w:r>
+        <w:rPr>
+          <w:rFonts w:eastAsia="Times New Roman"/>
+        </w:rPr>
+        <w:t>documentation</w:t>
+      </w:r>
+      <w:proofErr w:type="spellEnd"/>
+      <w:r>
+        <w:rPr>
+          <w:rFonts w:eastAsia="Times New Roman"/>
+        </w:rPr>
+        <w:t xml:space="preserve"> (2026)”</w:t>
+      </w:r>
+      <w:r>
+        <w:rPr>
+          <w:rFonts w:eastAsia="Times New Roman"/>
+        </w:rPr>
+        <w:t>.</w:t>
+      </w:r>
+    </w:p>
+    <w:p>
+      <w:pPr>
+        <w:pStyle w:val="Ttulo2"/>
+        <w:numPr>
+          <w:ilvl w:val="0"/>
+          <w:numId w:val="0"/>
+        </w:numPr>
+        <w:ind w:left="360"/>
+      </w:pPr>
+      <w:bookmarkStart w:id="12" w:name="_Toc239363536"/>
+      <w:r>
+        <w:t>5.2</w:t>
+      </w:r>
+      <w:r>
+        <w:t xml:space="preserve"> </w:t>
+      </w:r>
+      <w:r>
+        <w:t>Segurança</w:t>
+      </w:r>
+      <w:bookmarkEnd w:id="12"/>
+    </w:p>
+    <w:p>
+      <w:pPr>
+        <w:ind w:firstLine="1134"/>
+        <w:rPr>
+          <w:rFonts w:eastAsia="Times New Roman"/>
+        </w:rPr>
+      </w:pPr>
+      <w:r>
+        <w:rPr>
+          <w:rFonts w:eastAsia="Times New Roman"/>
+        </w:rPr>
+        <w:t xml:space="preserve">O </w:t>
+      </w:r>
+      <w:proofErr w:type="spellStart"/>
+      <w:r>
+        <w:rPr>
+          <w:rFonts w:eastAsia="Times New Roman"/>
+        </w:rPr>
+        <w:t>spring</w:t>
+      </w:r>
+      <w:proofErr w:type="spellEnd"/>
+      <w:r>
+        <w:rPr>
+          <w:rFonts w:eastAsia="Times New Roman"/>
+        </w:rPr>
+        <w:t xml:space="preserve"> Security tem a autenticação e a autorização, colocando níveis de acesso dependendo do usuário. Professores acessão somente turma e disciplinas sobre sua responsabilidade, enquanto os alunos, não devem acessar dados de outros alunos</w:t>
+      </w:r>
+      <w:r>
+        <w:rPr>
+          <w:rFonts w:eastAsia="Times New Roman"/>
+        </w:rPr>
+        <w:t>,</w:t>
+      </w:r>
+      <w:r>
+        <w:t xml:space="preserve"> </w:t>
+      </w:r>
+      <w:r>
+        <w:rPr>
+          <w:rFonts w:eastAsia="Times New Roman"/>
+        </w:rPr>
+        <w:t xml:space="preserve">“SPRING, Spring Boot </w:t>
+      </w:r>
+      <w:proofErr w:type="spellStart"/>
+      <w:r>
+        <w:rPr>
+          <w:rFonts w:eastAsia="Times New Roman"/>
+        </w:rPr>
+        <w:t>reference</w:t>
+      </w:r>
+      <w:proofErr w:type="spellEnd"/>
+      <w:r>
+        <w:rPr>
+          <w:rFonts w:eastAsia="Times New Roman"/>
+        </w:rPr>
+        <w:t xml:space="preserve"> </w:t>
+      </w:r>
+      <w:proofErr w:type="spellStart"/>
+      <w:r>
+        <w:rPr>
+          <w:rFonts w:eastAsia="Times New Roman"/>
+        </w:rPr>
+        <w:t>documentation</w:t>
+      </w:r>
+      <w:proofErr w:type="spellEnd"/>
+      <w:r>
+        <w:rPr>
+          <w:rFonts w:eastAsia="Times New Roman"/>
+        </w:rPr>
+        <w:t xml:space="preserve"> (2026)”</w:t>
+      </w:r>
+      <w:r>
+        <w:rPr>
+          <w:rFonts w:eastAsia="Times New Roman"/>
+        </w:rPr>
+        <w:t>.</w:t>
+      </w:r>
+    </w:p>
+    <w:p>
+      <w:pPr>
+        <w:pStyle w:val="Ttulo2"/>
+        <w:numPr>
+          <w:ilvl w:val="0"/>
+          <w:numId w:val="0"/>
+        </w:numPr>
+        <w:ind w:left="360"/>
+      </w:pPr>
+      <w:bookmarkStart w:id="13" w:name="_Toc239363537"/>
+      <w:r>
+        <w:t>5.3</w:t>
+      </w:r>
+      <w:r>
+        <w:t xml:space="preserve"> </w:t>
+      </w:r>
+      <w:r>
+        <w:t>Banco de dados e armazenamento</w:t>
+      </w:r>
+      <w:bookmarkEnd w:id="13"/>
+    </w:p>
+    <w:p>
+      <w:pPr>
+        <w:ind w:firstLine="1134"/>
+        <w:rPr>
+          <w:rFonts w:eastAsia="Times New Roman"/>
+        </w:rPr>
+      </w:pPr>
+      <w:r>
+        <w:rPr>
+          <w:rFonts w:eastAsia="Times New Roman"/>
+        </w:rPr>
+        <w:t xml:space="preserve">O </w:t>
+      </w:r>
+      <w:proofErr w:type="spellStart"/>
+      <w:r>
+        <w:rPr>
+          <w:rFonts w:eastAsia="Times New Roman"/>
+        </w:rPr>
+        <w:t>CampusLink</w:t>
+      </w:r>
+      <w:proofErr w:type="spellEnd"/>
+      <w:r>
+        <w:rPr>
+          <w:rFonts w:eastAsia="Times New Roman"/>
+        </w:rPr>
+        <w:t xml:space="preserve">, utilizando o PostgreSQL através </w:t>
+      </w:r>
+      <w:proofErr w:type="spellStart"/>
+      <w:r>
+        <w:rPr>
+          <w:rFonts w:eastAsia="Times New Roman"/>
+        </w:rPr>
+        <w:t>supabase</w:t>
+      </w:r>
+      <w:proofErr w:type="spellEnd"/>
+      <w:r>
+        <w:rPr>
+          <w:rFonts w:eastAsia="Times New Roman"/>
+        </w:rPr>
+        <w:t>, mantem um banco de dados, como centro do projeto, permitindo utilizar recursos do PostgreSQL, buscas de textos nativa definida pelo padrão MVP</w:t>
+      </w:r>
+      <w:r>
+        <w:rPr>
+          <w:rFonts w:eastAsia="Times New Roman"/>
+        </w:rPr>
+        <w:t xml:space="preserve">, </w:t>
+      </w:r>
+      <w:r>
+        <w:rPr>
+          <w:rFonts w:eastAsia="Times New Roman"/>
+        </w:rPr>
+        <w:t xml:space="preserve">“POSTGRESQL, PostgreSQL </w:t>
+      </w:r>
+      <w:proofErr w:type="spellStart"/>
+      <w:r>
+        <w:rPr>
+          <w:rFonts w:eastAsia="Times New Roman"/>
+        </w:rPr>
+        <w:t>documentation</w:t>
+      </w:r>
+      <w:proofErr w:type="spellEnd"/>
+      <w:r>
+        <w:rPr>
+          <w:rFonts w:eastAsia="Times New Roman"/>
+        </w:rPr>
+        <w:t xml:space="preserve"> (2026)”</w:t>
+      </w:r>
+      <w:r>
+        <w:rPr>
+          <w:rFonts w:eastAsia="Times New Roman"/>
+        </w:rPr>
+        <w:t xml:space="preserve">. O PostgreSQL tem suporte para busca de texto que processão documentos e consultas </w:t>
+      </w:r>
+      <w:r>
+        <w:rPr>
+          <w:rFonts w:eastAsia="Times New Roman"/>
+        </w:rPr>
+        <w:t>e</w:t>
+      </w:r>
+      <w:r>
+        <w:rPr>
+          <w:rFonts w:eastAsia="Times New Roman"/>
+        </w:rPr>
+        <w:t xml:space="preserve"> o projeto utiliza o </w:t>
+      </w:r>
+      <w:proofErr w:type="spellStart"/>
+      <w:r>
+        <w:rPr>
+          <w:rFonts w:eastAsia="Times New Roman"/>
+        </w:rPr>
+        <w:t>Supabase</w:t>
+      </w:r>
+      <w:proofErr w:type="spellEnd"/>
+      <w:r>
+        <w:rPr>
+          <w:rFonts w:eastAsia="Times New Roman"/>
+        </w:rPr>
+        <w:t xml:space="preserve"> </w:t>
+      </w:r>
+      <w:proofErr w:type="spellStart"/>
+      <w:r>
+        <w:rPr>
+          <w:rFonts w:eastAsia="Times New Roman"/>
+        </w:rPr>
+        <w:t>Storage</w:t>
+      </w:r>
+      <w:proofErr w:type="spellEnd"/>
+      <w:r>
+        <w:rPr>
+          <w:rFonts w:eastAsia="Times New Roman"/>
+        </w:rPr>
+        <w:t>, mantendo metadados e controle de acesso associados do projeto</w:t>
+      </w:r>
+      <w:r>
+        <w:rPr>
+          <w:rFonts w:eastAsia="Times New Roman"/>
+        </w:rPr>
+        <w:t xml:space="preserve">, </w:t>
+      </w:r>
+      <w:r>
+        <w:rPr>
+          <w:rFonts w:eastAsia="Times New Roman"/>
+        </w:rPr>
+        <w:t xml:space="preserve">“SUPABASE, </w:t>
+      </w:r>
+      <w:proofErr w:type="spellStart"/>
+      <w:r>
+        <w:rPr>
+          <w:rFonts w:eastAsia="Times New Roman"/>
+        </w:rPr>
+        <w:t>Supabase</w:t>
+      </w:r>
+      <w:proofErr w:type="spellEnd"/>
+      <w:r>
+        <w:rPr>
+          <w:rFonts w:eastAsia="Times New Roman"/>
+        </w:rPr>
+        <w:t xml:space="preserve"> </w:t>
+      </w:r>
+      <w:proofErr w:type="spellStart"/>
+      <w:r>
+        <w:rPr>
+          <w:rFonts w:eastAsia="Times New Roman"/>
+        </w:rPr>
+        <w:t>documentation</w:t>
+      </w:r>
+      <w:proofErr w:type="spellEnd"/>
+      <w:r>
+        <w:rPr>
+          <w:rFonts w:eastAsia="Times New Roman"/>
+        </w:rPr>
+        <w:t xml:space="preserve"> (2026)”</w:t>
+      </w:r>
+      <w:r>
+        <w:rPr>
+          <w:rFonts w:eastAsia="Times New Roman"/>
+        </w:rPr>
+        <w:t>.</w:t>
+      </w:r>
+    </w:p>
+    <w:p>
+      <w:pPr>
+        <w:pStyle w:val="Ttulo2"/>
+        <w:numPr>
+          <w:ilvl w:val="0"/>
+          <w:numId w:val="0"/>
+        </w:numPr>
+        <w:ind w:left="360"/>
+      </w:pPr>
+      <w:bookmarkStart w:id="14" w:name="_Toc239363538"/>
+      <w:r>
+        <w:t>5.4</w:t>
+      </w:r>
+      <w:r>
+        <w:t xml:space="preserve"> </w:t>
+      </w:r>
+      <w:r>
+        <w:t>Interface e implantação</w:t>
+      </w:r>
+      <w:bookmarkEnd w:id="14"/>
+    </w:p>
+    <w:p>
+      <w:pPr>
+        <w:ind w:firstLine="1134"/>
+        <w:rPr>
+          <w:rFonts w:eastAsia="Times New Roman"/>
+        </w:rPr>
+      </w:pPr>
+      <w:r>
+        <w:rPr>
+          <w:rFonts w:eastAsia="Times New Roman"/>
+        </w:rPr>
+        <w:t xml:space="preserve">A parte de apresentação do projeto utiliza </w:t>
+      </w:r>
+      <w:proofErr w:type="spellStart"/>
+      <w:r>
+        <w:rPr>
+          <w:rFonts w:eastAsia="Times New Roman"/>
+        </w:rPr>
+        <w:t>Thymeleaf</w:t>
+      </w:r>
+      <w:proofErr w:type="spellEnd"/>
+      <w:r>
+        <w:rPr>
+          <w:rFonts w:eastAsia="Times New Roman"/>
+        </w:rPr>
+        <w:t xml:space="preserve"> e </w:t>
+      </w:r>
+      <w:proofErr w:type="spellStart"/>
+      <w:r>
+        <w:rPr>
+          <w:rFonts w:eastAsia="Times New Roman"/>
+        </w:rPr>
+        <w:t>Bootstrap</w:t>
+      </w:r>
+      <w:proofErr w:type="spellEnd"/>
+      <w:r>
+        <w:rPr>
+          <w:rFonts w:eastAsia="Times New Roman"/>
+        </w:rPr>
+        <w:t xml:space="preserve">. O </w:t>
+      </w:r>
+      <w:proofErr w:type="spellStart"/>
+      <w:r>
+        <w:rPr>
+          <w:rFonts w:eastAsia="Times New Roman"/>
+        </w:rPr>
+        <w:t>Thymeleaf</w:t>
+      </w:r>
+      <w:proofErr w:type="spellEnd"/>
+      <w:r>
+        <w:rPr>
+          <w:rFonts w:eastAsia="Times New Roman"/>
+        </w:rPr>
+        <w:t xml:space="preserve"> permite a criação de páginas integradas ao </w:t>
+      </w:r>
+      <w:proofErr w:type="spellStart"/>
+      <w:r>
+        <w:rPr>
+          <w:rFonts w:eastAsia="Times New Roman"/>
+        </w:rPr>
+        <w:t>back-end</w:t>
+      </w:r>
+      <w:proofErr w:type="spellEnd"/>
+      <w:r>
+        <w:rPr>
+          <w:rFonts w:eastAsia="Times New Roman"/>
+        </w:rPr>
+        <w:t xml:space="preserve">, e o </w:t>
+      </w:r>
+      <w:proofErr w:type="spellStart"/>
+      <w:r>
+        <w:rPr>
+          <w:rFonts w:eastAsia="Times New Roman"/>
+        </w:rPr>
+        <w:t>Bootstrap</w:t>
+      </w:r>
+      <w:proofErr w:type="spellEnd"/>
+      <w:r>
+        <w:rPr>
+          <w:rFonts w:eastAsia="Times New Roman"/>
+        </w:rPr>
+        <w:t xml:space="preserve"> ajuda na construção de uma interface ajustável</w:t>
+      </w:r>
+      <w:r>
+        <w:rPr>
+          <w:rFonts w:eastAsia="Times New Roman"/>
+        </w:rPr>
+        <w:t xml:space="preserve">, </w:t>
+      </w:r>
+      <w:r>
+        <w:rPr>
+          <w:rFonts w:eastAsia="Times New Roman"/>
+        </w:rPr>
+        <w:t xml:space="preserve">“THYMELEAF, </w:t>
+      </w:r>
+      <w:proofErr w:type="spellStart"/>
+      <w:r>
+        <w:rPr>
+          <w:rFonts w:eastAsia="Times New Roman"/>
+        </w:rPr>
+        <w:t>Thymeleaf</w:t>
+      </w:r>
+      <w:proofErr w:type="spellEnd"/>
+      <w:r>
+        <w:rPr>
+          <w:rFonts w:eastAsia="Times New Roman"/>
+        </w:rPr>
+        <w:t xml:space="preserve"> </w:t>
+      </w:r>
+      <w:proofErr w:type="spellStart"/>
+      <w:r>
+        <w:rPr>
+          <w:rFonts w:eastAsia="Times New Roman"/>
+        </w:rPr>
+        <w:t>documentation</w:t>
+      </w:r>
+      <w:proofErr w:type="spellEnd"/>
+      <w:r>
+        <w:rPr>
+          <w:rFonts w:eastAsia="Times New Roman"/>
+        </w:rPr>
+        <w:t xml:space="preserve"> (2026)” “BOOTSTRAP, </w:t>
+      </w:r>
+      <w:proofErr w:type="spellStart"/>
+      <w:r>
+        <w:rPr>
+          <w:rFonts w:eastAsia="Times New Roman"/>
+        </w:rPr>
+        <w:t>Bootstrap</w:t>
+      </w:r>
+      <w:proofErr w:type="spellEnd"/>
+      <w:r>
+        <w:rPr>
+          <w:rFonts w:eastAsia="Times New Roman"/>
+        </w:rPr>
+        <w:t xml:space="preserve"> </w:t>
+      </w:r>
+      <w:proofErr w:type="spellStart"/>
+      <w:r>
+        <w:rPr>
+          <w:rFonts w:eastAsia="Times New Roman"/>
+        </w:rPr>
+        <w:t>documentation</w:t>
+      </w:r>
+      <w:proofErr w:type="spellEnd"/>
+      <w:r>
+        <w:rPr>
+          <w:rFonts w:eastAsia="Times New Roman"/>
+        </w:rPr>
+        <w:t xml:space="preserve"> (2026)”</w:t>
+      </w:r>
+      <w:r>
+        <w:rPr>
+          <w:rFonts w:eastAsia="Times New Roman"/>
+        </w:rPr>
+        <w:t>. Para a conformidade e reprodução do ambiente. O projeto tem Docker para empacotar a aplicação e suas dependências necessárias à execução, o documento do Docker mostra a conteinerização para criação e execução de aplicações em contêineres</w:t>
+      </w:r>
+      <w:r>
+        <w:rPr>
+          <w:rFonts w:eastAsia="Times New Roman"/>
+        </w:rPr>
+        <w:t xml:space="preserve">, </w:t>
+      </w:r>
+      <w:r>
+        <w:rPr>
+          <w:rFonts w:eastAsia="Times New Roman"/>
+        </w:rPr>
+        <w:t xml:space="preserve">“DOCKER, Docker </w:t>
+      </w:r>
+      <w:proofErr w:type="spellStart"/>
+      <w:r>
+        <w:rPr>
+          <w:rFonts w:eastAsia="Times New Roman"/>
+        </w:rPr>
+        <w:t>documentation</w:t>
+      </w:r>
+      <w:proofErr w:type="spellEnd"/>
+      <w:r>
+        <w:rPr>
+          <w:rFonts w:eastAsia="Times New Roman"/>
+        </w:rPr>
+        <w:t xml:space="preserve"> (2026)”</w:t>
+      </w:r>
+      <w:r>
+        <w:rPr>
+          <w:rFonts w:eastAsia="Times New Roman"/>
+        </w:rPr>
+        <w:t>.</w:t>
+      </w:r>
+    </w:p>
+    <w:p>
+      <w:pPr>
+        <w:pStyle w:val="Ttulo2"/>
+        <w:numPr>
+          <w:ilvl w:val="0"/>
+          <w:numId w:val="0"/>
+        </w:numPr>
+        <w:ind w:left="360"/>
+      </w:pPr>
+      <w:bookmarkStart w:id="15" w:name="_Toc239363539"/>
+      <w:r>
+        <w:lastRenderedPageBreak/>
+        <w:t>5.5</w:t>
+      </w:r>
+      <w:r>
+        <w:t xml:space="preserve"> </w:t>
+      </w:r>
+      <w:r>
+        <w:t>Integrações externas</w:t>
+      </w:r>
+      <w:bookmarkEnd w:id="15"/>
+    </w:p>
+    <w:p>
+      <w:pPr>
+        <w:ind w:firstLine="1134"/>
+        <w:rPr>
+          <w:rFonts w:eastAsia="Times New Roman"/>
+        </w:rPr>
+      </w:pPr>
+      <w:r>
+        <w:rPr>
+          <w:rFonts w:eastAsia="Times New Roman"/>
+        </w:rPr>
+        <w:t xml:space="preserve">O MVP, planeja a integração com YouTube Data API, Google Books API e Google </w:t>
+      </w:r>
+      <w:proofErr w:type="spellStart"/>
+      <w:r>
+        <w:rPr>
+          <w:rFonts w:eastAsia="Times New Roman"/>
+        </w:rPr>
+        <w:t>OAuth</w:t>
+      </w:r>
+      <w:proofErr w:type="spellEnd"/>
+      <w:r>
+        <w:rPr>
+          <w:rFonts w:eastAsia="Times New Roman"/>
+        </w:rPr>
+        <w:t xml:space="preserve"> 2.0 para automatizar recursos do código e a praticidade para construção do projeto</w:t>
+      </w:r>
+      <w:r>
+        <w:rPr>
+          <w:rFonts w:eastAsia="Times New Roman"/>
+        </w:rPr>
+        <w:t xml:space="preserve">, </w:t>
+      </w:r>
+      <w:r>
+        <w:rPr>
+          <w:rFonts w:eastAsia="Times New Roman"/>
+        </w:rPr>
+        <w:t>“GOOGLE, YouTube Data API (2026)” “GOOGLE, Google Books APIs (2026)”</w:t>
+      </w:r>
+      <w:r>
+        <w:rPr>
+          <w:rFonts w:eastAsia="Times New Roman"/>
+        </w:rPr>
+        <w:t>.</w:t>
+      </w:r>
+    </w:p>
+    <w:p>
+      <w:pPr>
+        <w:ind w:firstLine="1134"/>
+        <w:rPr>
+          <w:rFonts w:eastAsia="Times New Roman"/>
+          <w:color w:val="000000"/>
+        </w:rPr>
+      </w:pPr>
     </w:p>
     <w:p>
       <w:pPr>
         <w:pStyle w:val="Ttulo1"/>
-        <w:numPr>
-          <w:ilvl w:val="1"/>
-          <w:numId w:val="1"/>
-        </w:numPr>
-        <w:rPr>
-          <w:sz w:val="24"/>
-          <w:szCs w:val="24"/>
-        </w:rPr>
-      </w:pPr>
-      <w:r>
-        <w:rPr>
-          <w:sz w:val="24"/>
-          <w:szCs w:val="24"/>
-        </w:rPr>
-        <w:t xml:space="preserve"> </w:t>
-      </w:r>
-      <w:bookmarkStart w:id="12" w:name="_Toc239185561"/>
-      <w:r>
-        <w:rPr>
-          <w:sz w:val="24"/>
-          <w:szCs w:val="24"/>
-        </w:rPr>
-        <w:t>Segurança</w:t>
-      </w:r>
-      <w:bookmarkEnd w:id="12"/>
-    </w:p>
-    <w:p>
-      <w:pPr>
-        <w:ind w:firstLine="1134"/>
-        <w:rPr>
-          <w:rFonts w:eastAsia="Times New Roman"/>
-        </w:rPr>
-      </w:pPr>
-      <w:r>
-        <w:rPr>
-          <w:rFonts w:eastAsia="Times New Roman"/>
-        </w:rPr>
-        <w:t xml:space="preserve">O </w:t>
-      </w:r>
-      <w:proofErr w:type="spellStart"/>
-      <w:r>
-        <w:rPr>
-          <w:rFonts w:eastAsia="Times New Roman"/>
-        </w:rPr>
-        <w:t>spring</w:t>
-      </w:r>
-      <w:proofErr w:type="spellEnd"/>
-      <w:r>
-        <w:rPr>
-          <w:rFonts w:eastAsia="Times New Roman"/>
-        </w:rPr>
-        <w:t xml:space="preserve"> Security tem a autenticação e a autorização, colocando níveis de acesso dependendo do usuário. Professores acessão somente turma e disciplinas sobre sua responsabilidade, enquanto os alunos, não devem acessar dados de outros alunos.</w:t>
-      </w:r>
-    </w:p>
-    <w:p>
-      <w:pPr>
-        <w:pStyle w:val="Ttulo1"/>
-        <w:numPr>
-          <w:ilvl w:val="1"/>
-          <w:numId w:val="1"/>
-        </w:numPr>
-        <w:rPr>
-          <w:sz w:val="24"/>
-          <w:szCs w:val="24"/>
-        </w:rPr>
-      </w:pPr>
-      <w:r>
-        <w:rPr>
-          <w:sz w:val="24"/>
-          <w:szCs w:val="24"/>
-        </w:rPr>
-        <w:t xml:space="preserve"> </w:t>
-      </w:r>
-      <w:bookmarkStart w:id="13" w:name="_Toc239185562"/>
-      <w:r>
-        <w:rPr>
-          <w:sz w:val="24"/>
-          <w:szCs w:val="24"/>
-        </w:rPr>
-        <w:t>Banco de dados e armazenamento</w:t>
-      </w:r>
-      <w:bookmarkEnd w:id="13"/>
-    </w:p>
-    <w:p>
-      <w:pPr>
-        <w:ind w:firstLine="1134"/>
-        <w:rPr>
-          <w:rFonts w:eastAsia="Times New Roman"/>
-        </w:rPr>
-      </w:pPr>
-      <w:r>
-        <w:rPr>
-          <w:rFonts w:eastAsia="Times New Roman"/>
-        </w:rPr>
-        <w:t xml:space="preserve">O </w:t>
-      </w:r>
-      <w:proofErr w:type="spellStart"/>
-      <w:r>
-        <w:rPr>
-          <w:rFonts w:eastAsia="Times New Roman"/>
-        </w:rPr>
-        <w:t>CampusLink</w:t>
-      </w:r>
-      <w:proofErr w:type="spellEnd"/>
-      <w:r>
-        <w:rPr>
-          <w:rFonts w:eastAsia="Times New Roman"/>
-        </w:rPr>
-        <w:t xml:space="preserve">, utilizando o PostgreSQL através </w:t>
-      </w:r>
-      <w:proofErr w:type="spellStart"/>
-      <w:r>
-        <w:rPr>
-          <w:rFonts w:eastAsia="Times New Roman"/>
-        </w:rPr>
-        <w:t>supabase</w:t>
-      </w:r>
-      <w:proofErr w:type="spellEnd"/>
-      <w:r>
-        <w:rPr>
-          <w:rFonts w:eastAsia="Times New Roman"/>
-        </w:rPr>
-        <w:t xml:space="preserve">, mantem um banco de dados, como centro do projeto, permitindo utilizar recursos do PostgreSQL, buscas de textos nativa definida pelo padrão MVP. O PostgreSQL tem suporte para busca de texto que processão documentos e consultas </w:t>
-      </w:r>
-      <w:r>
-        <w:rPr>
-          <w:rFonts w:eastAsia="Times New Roman"/>
-        </w:rPr>
-        <w:t>e</w:t>
-      </w:r>
-      <w:r>
-        <w:rPr>
-          <w:rFonts w:eastAsia="Times New Roman"/>
-        </w:rPr>
-        <w:t xml:space="preserve"> o projeto utiliza o </w:t>
-      </w:r>
-      <w:proofErr w:type="spellStart"/>
-      <w:r>
-        <w:rPr>
-          <w:rFonts w:eastAsia="Times New Roman"/>
-        </w:rPr>
-        <w:t>Supabase</w:t>
-      </w:r>
-      <w:proofErr w:type="spellEnd"/>
-      <w:r>
-        <w:rPr>
-          <w:rFonts w:eastAsia="Times New Roman"/>
-        </w:rPr>
-        <w:t xml:space="preserve"> </w:t>
-      </w:r>
-      <w:proofErr w:type="spellStart"/>
-      <w:r>
-        <w:rPr>
-          <w:rFonts w:eastAsia="Times New Roman"/>
-        </w:rPr>
-        <w:t>Storage</w:t>
-      </w:r>
-      <w:proofErr w:type="spellEnd"/>
-      <w:r>
-        <w:rPr>
-          <w:rFonts w:eastAsia="Times New Roman"/>
-        </w:rPr>
-        <w:t>, mantendo metadados e controle de acesso associados do projeto.</w:t>
-      </w:r>
-    </w:p>
-    <w:p>
-      <w:pPr>
-        <w:pStyle w:val="Ttulo1"/>
-        <w:numPr>
-          <w:ilvl w:val="1"/>
-          <w:numId w:val="1"/>
-        </w:numPr>
-        <w:rPr>
-          <w:sz w:val="24"/>
-          <w:szCs w:val="24"/>
-        </w:rPr>
-      </w:pPr>
-      <w:r>
-        <w:rPr>
-          <w:sz w:val="24"/>
-          <w:szCs w:val="24"/>
-        </w:rPr>
-        <w:t xml:space="preserve"> </w:t>
-      </w:r>
-      <w:bookmarkStart w:id="14" w:name="_Toc239185563"/>
-      <w:r>
-        <w:rPr>
-          <w:sz w:val="24"/>
-          <w:szCs w:val="24"/>
-        </w:rPr>
-        <w:t>Interface e implantação</w:t>
-      </w:r>
-      <w:bookmarkEnd w:id="14"/>
-    </w:p>
-    <w:p>
-      <w:pPr>
-        <w:ind w:firstLine="1134"/>
-        <w:rPr>
-          <w:rFonts w:eastAsia="Times New Roman"/>
-        </w:rPr>
-      </w:pPr>
-      <w:r>
-        <w:rPr>
-          <w:rFonts w:eastAsia="Times New Roman"/>
-        </w:rPr>
-        <w:t xml:space="preserve">A parte de apresentação do projeto utiliza </w:t>
-      </w:r>
-      <w:proofErr w:type="spellStart"/>
-      <w:r>
-        <w:rPr>
-          <w:rFonts w:eastAsia="Times New Roman"/>
-        </w:rPr>
-        <w:t>Thymeleaf</w:t>
-      </w:r>
-      <w:proofErr w:type="spellEnd"/>
-      <w:r>
-        <w:rPr>
-          <w:rFonts w:eastAsia="Times New Roman"/>
-        </w:rPr>
-        <w:t xml:space="preserve"> e </w:t>
-      </w:r>
-      <w:proofErr w:type="spellStart"/>
-      <w:r>
-        <w:rPr>
-          <w:rFonts w:eastAsia="Times New Roman"/>
-        </w:rPr>
-        <w:t>Bootstrap</w:t>
-      </w:r>
-      <w:proofErr w:type="spellEnd"/>
-      <w:r>
-        <w:rPr>
-          <w:rFonts w:eastAsia="Times New Roman"/>
-        </w:rPr>
-        <w:t xml:space="preserve">. O </w:t>
-      </w:r>
-      <w:proofErr w:type="spellStart"/>
-      <w:r>
-        <w:rPr>
-          <w:rFonts w:eastAsia="Times New Roman"/>
-        </w:rPr>
-        <w:t>Thymeleaf</w:t>
-      </w:r>
-      <w:proofErr w:type="spellEnd"/>
-      <w:r>
-        <w:rPr>
-          <w:rFonts w:eastAsia="Times New Roman"/>
-        </w:rPr>
-        <w:t xml:space="preserve"> permite a criação de páginas integradas ao </w:t>
-      </w:r>
-      <w:proofErr w:type="spellStart"/>
-      <w:r>
-        <w:rPr>
-          <w:rFonts w:eastAsia="Times New Roman"/>
-        </w:rPr>
-        <w:t>back-end</w:t>
-      </w:r>
-      <w:proofErr w:type="spellEnd"/>
-      <w:r>
-        <w:rPr>
-          <w:rFonts w:eastAsia="Times New Roman"/>
-        </w:rPr>
-        <w:t xml:space="preserve">, e o </w:t>
-      </w:r>
-      <w:proofErr w:type="spellStart"/>
-      <w:r>
-        <w:rPr>
-          <w:rFonts w:eastAsia="Times New Roman"/>
-        </w:rPr>
-        <w:t>Bootstrap</w:t>
-      </w:r>
-      <w:proofErr w:type="spellEnd"/>
-      <w:r>
-        <w:rPr>
-          <w:rFonts w:eastAsia="Times New Roman"/>
-        </w:rPr>
-        <w:t xml:space="preserve"> ajuda na construção de uma interface ajustável. Para a conformidade e reprodução do ambiente. O projeto tem Docker para empacotar a aplicação e suas dependências necessárias à execução, o documento do Docker mostra a conteinerização para criação e execução de aplicações em contêineres.</w:t>
-      </w:r>
-    </w:p>
-    <w:p>
-      <w:pPr>
-        <w:pStyle w:val="Ttulo1"/>
-        <w:numPr>
-          <w:ilvl w:val="1"/>
-          <w:numId w:val="1"/>
-        </w:numPr>
-        <w:rPr>
-          <w:sz w:val="24"/>
-          <w:szCs w:val="24"/>
-        </w:rPr>
-      </w:pPr>
-      <w:r>
-        <w:rPr>
-          <w:sz w:val="24"/>
-          <w:szCs w:val="24"/>
-        </w:rPr>
-        <w:t xml:space="preserve"> </w:t>
-      </w:r>
-      <w:bookmarkStart w:id="15" w:name="_Toc239185564"/>
-      <w:r>
-        <w:rPr>
-          <w:sz w:val="24"/>
-          <w:szCs w:val="24"/>
-        </w:rPr>
-        <w:t>Integrações externas</w:t>
-      </w:r>
-      <w:bookmarkEnd w:id="15"/>
-    </w:p>
-    <w:p>
-      <w:pPr>
-        <w:ind w:firstLine="1134"/>
-        <w:rPr>
-          <w:rFonts w:eastAsia="Times New Roman"/>
-        </w:rPr>
-      </w:pPr>
-      <w:r>
-        <w:rPr>
-          <w:rFonts w:eastAsia="Times New Roman"/>
-        </w:rPr>
-        <w:t xml:space="preserve">O MVP, planeja a integração com YouTube Data API, Google Books API e Google </w:t>
-      </w:r>
-      <w:proofErr w:type="spellStart"/>
-      <w:r>
-        <w:rPr>
-          <w:rFonts w:eastAsia="Times New Roman"/>
-        </w:rPr>
-        <w:t>OAuth</w:t>
-      </w:r>
-      <w:proofErr w:type="spellEnd"/>
-      <w:r>
-        <w:rPr>
-          <w:rFonts w:eastAsia="Times New Roman"/>
-        </w:rPr>
-        <w:t xml:space="preserve"> 2.0 para automatizar recursos do código e a praticidade para construção do projeto.</w:t>
-      </w:r>
-    </w:p>
-    <w:p>
-      <w:pPr>
-        <w:ind w:firstLine="1134"/>
-        <w:rPr>
-          <w:rFonts w:eastAsia="Times New Roman"/>
-          <w:color w:val="000000"/>
-        </w:rPr>
-      </w:pPr>
-    </w:p>
-    <w:p>
-      <w:pPr>
-        <w:pStyle w:val="Ttulo1"/>
+        <w:spacing w:line="360" w:lineRule="auto"/>
         <w:rPr>
           <w:sz w:val="24"/>
           <w:szCs w:val="24"/>
           <w:highlight w:val="white"/>
         </w:rPr>
       </w:pPr>
-      <w:bookmarkStart w:id="16" w:name="_Toc239185565"/>
-      <w:r>
-        <w:lastRenderedPageBreak/>
+      <w:bookmarkStart w:id="16" w:name="_Toc239363540"/>
+      <w:r>
         <w:t>Metodologia e Desenvolvimento da Solução</w:t>
       </w:r>
       <w:bookmarkEnd w:id="16"/>
@@ -4124,7 +4876,67 @@
         <w:rPr>
           <w:rFonts w:eastAsia="Times New Roman"/>
         </w:rPr>
-        <w:t>O desenvolvimento pode ser dividido em partes: inicialmente são implementados usuários, autenticação, cursos, disciplinas e turmas, futuramente são adicionados conteúdos e eventos, em seguida, disponibilidade, geração do plano, acompanhamento e risco, por fim, painel docente, integrações e testes.</w:t>
+        <w:t>O desenvolvimento pode ser dividido em partes: inicialmente são implementados usuários, autenticação, cursos, disciplinas e turmas, futuramente são adicionados conteúdos e eventos, em seguida, disponibilidade, geração do plano, acompanhamento e risco, por fim, painel docente, integrações e testes</w:t>
+      </w:r>
+      <w:r>
+        <w:rPr>
+          <w:rFonts w:eastAsia="Times New Roman"/>
+        </w:rPr>
+        <w:t xml:space="preserve">, </w:t>
+      </w:r>
+      <w:r>
+        <w:rPr>
+          <w:rFonts w:eastAsia="Times New Roman"/>
+        </w:rPr>
+        <w:t xml:space="preserve">“GOOGLE, Google </w:t>
+      </w:r>
+      <w:proofErr w:type="spellStart"/>
+      <w:r>
+        <w:rPr>
+          <w:rFonts w:eastAsia="Times New Roman"/>
+        </w:rPr>
+        <w:t>Classroom</w:t>
+      </w:r>
+      <w:proofErr w:type="spellEnd"/>
+      <w:r>
+        <w:rPr>
+          <w:rFonts w:eastAsia="Times New Roman"/>
+        </w:rPr>
+        <w:t xml:space="preserve"> (2026)” “SPRING, Spring Boot </w:t>
+      </w:r>
+      <w:proofErr w:type="spellStart"/>
+      <w:r>
+        <w:rPr>
+          <w:rFonts w:eastAsia="Times New Roman"/>
+        </w:rPr>
+        <w:t>reference</w:t>
+      </w:r>
+      <w:proofErr w:type="spellEnd"/>
+      <w:r>
+        <w:rPr>
+          <w:rFonts w:eastAsia="Times New Roman"/>
+        </w:rPr>
+        <w:t xml:space="preserve"> </w:t>
+      </w:r>
+      <w:proofErr w:type="spellStart"/>
+      <w:r>
+        <w:rPr>
+          <w:rFonts w:eastAsia="Times New Roman"/>
+        </w:rPr>
+        <w:t>documentation</w:t>
+      </w:r>
+      <w:proofErr w:type="spellEnd"/>
+      <w:r>
+        <w:rPr>
+          <w:rFonts w:eastAsia="Times New Roman"/>
+        </w:rPr>
+        <w:t xml:space="preserve"> (2026)”</w:t>
+      </w:r>
+      <w:r>
+        <w:rPr>
+          <w:rFonts w:eastAsia="Times New Roman"/>
+        </w:rPr>
+        <w:t>.</w:t>
       </w:r>
     </w:p>
     <w:p>
@@ -4144,13 +4956,14 @@
     <w:p>
       <w:pPr>
         <w:pStyle w:val="Ttulo1"/>
+        <w:spacing w:line="360" w:lineRule="auto"/>
         <w:rPr>
           <w:sz w:val="24"/>
           <w:szCs w:val="24"/>
           <w:highlight w:val="white"/>
         </w:rPr>
       </w:pPr>
-      <w:bookmarkStart w:id="17" w:name="_Toc239185566"/>
+      <w:bookmarkStart w:id="17" w:name="_Toc239363541"/>
       <w:r>
         <w:rPr>
           <w:sz w:val="24"/>
@@ -4493,13 +5306,14 @@
     <w:p>
       <w:pPr>
         <w:pStyle w:val="Ttulo1"/>
+        <w:spacing w:line="360" w:lineRule="auto"/>
         <w:rPr>
           <w:sz w:val="24"/>
           <w:szCs w:val="24"/>
           <w:highlight w:val="white"/>
         </w:rPr>
       </w:pPr>
-      <w:bookmarkStart w:id="18" w:name="_Toc239185567"/>
+      <w:bookmarkStart w:id="18" w:name="_Toc239363542"/>
       <w:r>
         <w:rPr>
           <w:sz w:val="24"/>
@@ -4512,29 +5326,21 @@
     </w:p>
     <w:p>
       <w:pPr>
-        <w:pStyle w:val="Ttulo1"/>
+        <w:pStyle w:val="Ttulo2"/>
         <w:numPr>
-          <w:ilvl w:val="1"/>
-          <w:numId w:val="1"/>
+          <w:ilvl w:val="0"/>
+          <w:numId w:val="0"/>
         </w:numPr>
-        <w:rPr>
-          <w:sz w:val="24"/>
-          <w:szCs w:val="24"/>
-        </w:rPr>
-      </w:pPr>
-      <w:r>
-        <w:rPr>
-          <w:sz w:val="24"/>
-          <w:szCs w:val="24"/>
-        </w:rPr>
+        <w:ind w:left="360"/>
+      </w:pPr>
+      <w:bookmarkStart w:id="19" w:name="_Toc239363543"/>
+      <w:r>
+        <w:t>8.1</w:t>
+      </w:r>
+      <w:r>
         <w:t xml:space="preserve"> </w:t>
       </w:r>
-      <w:bookmarkStart w:id="19" w:name="_Toc239185568"/>
-      <w:r>
-        <w:rPr>
-          <w:sz w:val="24"/>
-          <w:szCs w:val="24"/>
-        </w:rPr>
+      <w:r>
         <w:t>Entradas</w:t>
       </w:r>
       <w:bookmarkEnd w:id="19"/>
@@ -4555,29 +5361,21 @@
     </w:p>
     <w:p>
       <w:pPr>
-        <w:pStyle w:val="Ttulo1"/>
+        <w:pStyle w:val="Ttulo2"/>
         <w:numPr>
-          <w:ilvl w:val="1"/>
-          <w:numId w:val="1"/>
+          <w:ilvl w:val="0"/>
+          <w:numId w:val="0"/>
         </w:numPr>
-        <w:rPr>
-          <w:sz w:val="24"/>
-          <w:szCs w:val="24"/>
-        </w:rPr>
-      </w:pPr>
-      <w:r>
-        <w:rPr>
-          <w:sz w:val="24"/>
-          <w:szCs w:val="24"/>
-        </w:rPr>
+        <w:ind w:left="360"/>
+      </w:pPr>
+      <w:bookmarkStart w:id="20" w:name="_Toc239363544"/>
+      <w:r>
+        <w:t>8.2</w:t>
+      </w:r>
+      <w:r>
         <w:t xml:space="preserve"> </w:t>
       </w:r>
-      <w:bookmarkStart w:id="20" w:name="_Toc239185569"/>
-      <w:r>
-        <w:rPr>
-          <w:sz w:val="24"/>
-          <w:szCs w:val="24"/>
-        </w:rPr>
+      <w:r>
         <w:t>Cálculo de viabilidade</w:t>
       </w:r>
       <w:bookmarkEnd w:id="20"/>
@@ -4654,29 +5452,21 @@
     </w:p>
     <w:p>
       <w:pPr>
-        <w:pStyle w:val="Ttulo1"/>
+        <w:pStyle w:val="Ttulo2"/>
         <w:numPr>
-          <w:ilvl w:val="1"/>
-          <w:numId w:val="1"/>
+          <w:ilvl w:val="0"/>
+          <w:numId w:val="0"/>
         </w:numPr>
-        <w:rPr>
-          <w:sz w:val="24"/>
-          <w:szCs w:val="24"/>
-        </w:rPr>
-      </w:pPr>
-      <w:r>
-        <w:rPr>
-          <w:sz w:val="24"/>
-          <w:szCs w:val="24"/>
-        </w:rPr>
+        <w:ind w:left="360"/>
+      </w:pPr>
+      <w:bookmarkStart w:id="21" w:name="_Toc239363545"/>
+      <w:r>
+        <w:t>8.3</w:t>
+      </w:r>
+      <w:r>
         <w:t xml:space="preserve"> </w:t>
       </w:r>
-      <w:bookmarkStart w:id="21" w:name="_Toc239185570"/>
-      <w:r>
-        <w:rPr>
-          <w:sz w:val="24"/>
-          <w:szCs w:val="24"/>
-        </w:rPr>
+      <w:r>
         <w:t>Priorização e distribuição</w:t>
       </w:r>
       <w:bookmarkEnd w:id="21"/>
@@ -4697,29 +5487,21 @@
     </w:p>
     <w:p>
       <w:pPr>
-        <w:pStyle w:val="Ttulo1"/>
+        <w:pStyle w:val="Ttulo2"/>
         <w:numPr>
-          <w:ilvl w:val="1"/>
-          <w:numId w:val="1"/>
+          <w:ilvl w:val="0"/>
+          <w:numId w:val="0"/>
         </w:numPr>
-        <w:rPr>
-          <w:sz w:val="24"/>
-          <w:szCs w:val="24"/>
-        </w:rPr>
-      </w:pPr>
-      <w:r>
-        <w:rPr>
-          <w:sz w:val="24"/>
-          <w:szCs w:val="24"/>
-        </w:rPr>
+        <w:ind w:left="360"/>
+      </w:pPr>
+      <w:bookmarkStart w:id="22" w:name="_Toc239363546"/>
+      <w:r>
+        <w:t>8.4</w:t>
+      </w:r>
+      <w:r>
         <w:t xml:space="preserve"> </w:t>
       </w:r>
-      <w:bookmarkStart w:id="22" w:name="_Toc239185571"/>
-      <w:r>
-        <w:rPr>
-          <w:sz w:val="24"/>
-          <w:szCs w:val="24"/>
-        </w:rPr>
+      <w:r>
         <w:t>Indicador de risco</w:t>
       </w:r>
       <w:bookmarkEnd w:id="22"/>
@@ -4770,6 +5552,7 @@
         <w:rPr>
           <w:rFonts w:eastAsia="Times New Roman"/>
         </w:rPr>
+        <w:lastRenderedPageBreak/>
         <w:t>•</w:t>
       </w:r>
       <w:r>
@@ -4791,7 +5574,6 @@
         <w:rPr>
           <w:rFonts w:eastAsia="Times New Roman"/>
         </w:rPr>
-        <w:lastRenderedPageBreak/>
         <w:t>•</w:t>
       </w:r>
       <w:r>
@@ -4826,6 +5608,7 @@
     <w:p>
       <w:pPr>
         <w:pStyle w:val="Ttulo1"/>
+        <w:spacing w:line="360" w:lineRule="auto"/>
         <w:rPr>
           <w:sz w:val="24"/>
           <w:szCs w:val="24"/>
@@ -4835,7 +5618,7 @@
       <w:r>
         <w:br w:type="page"/>
       </w:r>
-      <w:bookmarkStart w:id="23" w:name="_Toc239185572"/>
+      <w:bookmarkStart w:id="23" w:name="_Toc239363547"/>
       <w:r>
         <w:lastRenderedPageBreak/>
         <w:t>Requisitos e Regras de Negócios</w:t>
@@ -4853,7 +5636,39 @@
         <w:rPr>
           <w:rFonts w:eastAsia="Times New Roman"/>
         </w:rPr>
-        <w:t xml:space="preserve">Os requisitos funcionais têm autenticação, gerenciamento acadêmico, publicação de materiais, armazenamento de arquivos, vídeos, livros, eventos, prioridades, duração, disponibilidade, planejamento, acompanhamento, replanejamento, análise de risco, painel docente, notificações e busca. </w:t>
+        <w:t>Os requisitos funcionais têm autenticação, gerenciamento acadêmico, publicação de materiais, armazenamento de arquivos, vídeos, livros, eventos, prioridades, duração, disponibilidade, planejamento, acompanhamento, replanejamento, análise de risco, painel docente, notificações e busca</w:t>
+      </w:r>
+      <w:r>
+        <w:rPr>
+          <w:rFonts w:eastAsia="Times New Roman"/>
+        </w:rPr>
+        <w:t xml:space="preserve">, </w:t>
+      </w:r>
+      <w:r>
+        <w:rPr>
+          <w:rFonts w:eastAsia="Times New Roman"/>
+        </w:rPr>
+        <w:t xml:space="preserve">“GOOGLE, Google </w:t>
+      </w:r>
+      <w:proofErr w:type="spellStart"/>
+      <w:r>
+        <w:rPr>
+          <w:rFonts w:eastAsia="Times New Roman"/>
+        </w:rPr>
+        <w:t>Classroom</w:t>
+      </w:r>
+      <w:proofErr w:type="spellEnd"/>
+      <w:r>
+        <w:rPr>
+          <w:rFonts w:eastAsia="Times New Roman"/>
+        </w:rPr>
+        <w:t xml:space="preserve"> (2026)”</w:t>
+      </w:r>
+      <w:r>
+        <w:rPr>
+          <w:rFonts w:eastAsia="Times New Roman"/>
+        </w:rPr>
+        <w:t xml:space="preserve">. </w:t>
       </w:r>
     </w:p>
     <w:p>
@@ -4888,7 +5703,53 @@
           <w:rFonts w:eastAsia="Times New Roman"/>
         </w:rPr>
         <w:tab/>
-        <w:t>somente professores responsáveis podem alterar conteúdos associados às suas turmas ou disciplinas.</w:t>
+        <w:t>somente professores responsáveis podem alterar conteúdos associados às suas turmas ou disciplinas</w:t>
+      </w:r>
+      <w:r>
+        <w:rPr>
+          <w:rFonts w:eastAsia="Times New Roman"/>
+        </w:rPr>
+        <w:t xml:space="preserve">, </w:t>
+      </w:r>
+      <w:r>
+        <w:rPr>
+          <w:rFonts w:eastAsia="Times New Roman"/>
+        </w:rPr>
+        <w:t xml:space="preserve">“SPRING, Spring Boot </w:t>
+      </w:r>
+      <w:proofErr w:type="spellStart"/>
+      <w:r>
+        <w:rPr>
+          <w:rFonts w:eastAsia="Times New Roman"/>
+        </w:rPr>
+        <w:t>reference</w:t>
+      </w:r>
+      <w:proofErr w:type="spellEnd"/>
+      <w:r>
+        <w:rPr>
+          <w:rFonts w:eastAsia="Times New Roman"/>
+        </w:rPr>
+        <w:t xml:space="preserve"> </w:t>
+      </w:r>
+      <w:proofErr w:type="spellStart"/>
+      <w:r>
+        <w:rPr>
+          <w:rFonts w:eastAsia="Times New Roman"/>
+        </w:rPr>
+        <w:t>documentation</w:t>
+      </w:r>
+      <w:proofErr w:type="spellEnd"/>
+      <w:r>
+        <w:rPr>
+          <w:rFonts w:eastAsia="Times New Roman"/>
+        </w:rPr>
+        <w:t xml:space="preserve"> (2026)”</w:t>
+      </w:r>
+      <w:r>
+        <w:rPr>
+          <w:rFonts w:eastAsia="Times New Roman"/>
+        </w:rPr>
+        <w:t>.</w:t>
       </w:r>
     </w:p>
     <w:p>
@@ -5004,39 +5865,13 @@
     </w:p>
     <w:p>
       <w:pPr>
-        <w:spacing w:afterLines="0" w:after="160" w:line="278" w:lineRule="auto"/>
-        <w:ind w:firstLine="0"/>
-        <w:rPr>
-          <w:rFonts w:eastAsiaTheme="minorHAnsi"/>
-          <w:b/>
-          <w:bCs/>
-          <w:kern w:val="2"/>
-          <w:lang w:eastAsia="en-US"/>
-          <w14:ligatures w14:val="standardContextual"/>
-        </w:rPr>
-      </w:pPr>
-      <w:r>
-        <w:rPr>
-          <w:rFonts w:eastAsiaTheme="minorHAnsi"/>
-          <w:b/>
-          <w:bCs/>
-          <w:kern w:val="2"/>
-          <w:lang w:eastAsia="en-US"/>
-          <w14:ligatures w14:val="standardContextual"/>
-        </w:rPr>
-        <w:t>9</w:t>
-      </w:r>
-      <w:r>
-        <w:rPr>
-          <w:rFonts w:eastAsia="Times New Roman" w:cstheme="majorBidi"/>
-          <w:b/>
-          <w:bCs/>
-          <w:caps/>
-          <w:sz w:val="28"/>
-          <w:szCs w:val="28"/>
-        </w:rPr>
-        <w:t>. Testes, Segurança e Privacidade</w:t>
-      </w:r>
+        <w:pStyle w:val="Ttulo1"/>
+      </w:pPr>
+      <w:bookmarkStart w:id="24" w:name="_Toc239363548"/>
+      <w:r>
+        <w:t>Testes, Segurança e Privacidade</w:t>
+      </w:r>
+      <w:bookmarkEnd w:id="24"/>
     </w:p>
     <w:p>
       <w:pPr>
@@ -5077,7 +5912,53 @@
         <w:rPr>
           <w:rFonts w:eastAsia="Times New Roman"/>
         </w:rPr>
-        <w:t>Na parte de privacidade, devem ser coletados apenas os dados necessários. As informações dos alunos devem ter acesso limitado e os registros de erros não devem expor senhas, códigos de acesso ou outros dados pessoais desnecessários.</w:t>
+        <w:t>Na parte de privacidade, devem ser coletados apenas os dados necessários. As informações dos alunos devem ter acesso limitado e os registros de erros não devem expor senhas, códigos de acesso ou outros dados pessoais desnecessários</w:t>
+      </w:r>
+      <w:r>
+        <w:rPr>
+          <w:rFonts w:eastAsia="Times New Roman"/>
+        </w:rPr>
+        <w:t xml:space="preserve">, </w:t>
+      </w:r>
+      <w:r>
+        <w:rPr>
+          <w:rFonts w:eastAsia="Times New Roman"/>
+        </w:rPr>
+        <w:t xml:space="preserve">“SPRING, Spring Boot </w:t>
+      </w:r>
+      <w:proofErr w:type="spellStart"/>
+      <w:r>
+        <w:rPr>
+          <w:rFonts w:eastAsia="Times New Roman"/>
+        </w:rPr>
+        <w:t>reference</w:t>
+      </w:r>
+      <w:proofErr w:type="spellEnd"/>
+      <w:r>
+        <w:rPr>
+          <w:rFonts w:eastAsia="Times New Roman"/>
+        </w:rPr>
+        <w:t xml:space="preserve"> </w:t>
+      </w:r>
+      <w:proofErr w:type="spellStart"/>
+      <w:r>
+        <w:rPr>
+          <w:rFonts w:eastAsia="Times New Roman"/>
+        </w:rPr>
+        <w:t>documentation</w:t>
+      </w:r>
+      <w:proofErr w:type="spellEnd"/>
+      <w:r>
+        <w:rPr>
+          <w:rFonts w:eastAsia="Times New Roman"/>
+        </w:rPr>
+        <w:t xml:space="preserve"> (2026)”</w:t>
+      </w:r>
+      <w:r>
+        <w:rPr>
+          <w:rFonts w:eastAsia="Times New Roman"/>
+        </w:rPr>
+        <w:t>.</w:t>
       </w:r>
     </w:p>
     <w:p>
@@ -5104,28 +5985,13 @@
     </w:p>
     <w:p>
       <w:pPr>
-        <w:spacing w:afterLines="0" w:after="160" w:line="278" w:lineRule="auto"/>
-        <w:ind w:firstLine="0"/>
-        <w:rPr>
-          <w:rFonts w:eastAsia="Times New Roman" w:cstheme="majorBidi"/>
-          <w:b/>
-          <w:bCs/>
-          <w:caps/>
-          <w:sz w:val="28"/>
-          <w:szCs w:val="28"/>
-        </w:rPr>
-      </w:pPr>
-      <w:r>
-        <w:rPr>
-          <w:rFonts w:eastAsia="Times New Roman" w:cstheme="majorBidi"/>
-          <w:b/>
-          <w:bCs/>
-          <w:caps/>
-          <w:sz w:val="28"/>
-          <w:szCs w:val="28"/>
-        </w:rPr>
-        <w:t>10. Resultados Esperados e Critérios de Sucesso</w:t>
-      </w:r>
+        <w:pStyle w:val="Ttulo1"/>
+      </w:pPr>
+      <w:bookmarkStart w:id="25" w:name="_Toc239363549"/>
+      <w:r>
+        <w:t>Resultados Esperados e Critérios de Sucesso</w:t>
+      </w:r>
+      <w:bookmarkEnd w:id="25"/>
     </w:p>
     <w:p>
       <w:pPr>
@@ -5152,7 +6018,39 @@
         <w:rPr>
           <w:rFonts w:eastAsia="Times New Roman"/>
         </w:rPr>
-        <w:t xml:space="preserve"> deve garantir que as principais funções estejam funcionando corretamente. O professor deve conseguir cadastrar eventos, conteúdos, prioridades e tempo de estudo.</w:t>
+        <w:t xml:space="preserve"> deve garantir que as principais funções estejam funcionando corretamente. O professor deve conseguir cadastrar eventos, conteúdos, prioridades e tempo de estudo</w:t>
+      </w:r>
+      <w:r>
+        <w:rPr>
+          <w:rFonts w:eastAsia="Times New Roman"/>
+        </w:rPr>
+        <w:t xml:space="preserve">, </w:t>
+      </w:r>
+      <w:r>
+        <w:rPr>
+          <w:rFonts w:eastAsia="Times New Roman"/>
+        </w:rPr>
+        <w:t xml:space="preserve">“GOOGLE, Google </w:t>
+      </w:r>
+      <w:proofErr w:type="spellStart"/>
+      <w:r>
+        <w:rPr>
+          <w:rFonts w:eastAsia="Times New Roman"/>
+        </w:rPr>
+        <w:t>Classroom</w:t>
+      </w:r>
+      <w:proofErr w:type="spellEnd"/>
+      <w:r>
+        <w:rPr>
+          <w:rFonts w:eastAsia="Times New Roman"/>
+        </w:rPr>
+        <w:t xml:space="preserve"> (2026)”</w:t>
+      </w:r>
+      <w:r>
+        <w:rPr>
+          <w:rFonts w:eastAsia="Times New Roman"/>
+        </w:rPr>
+        <w:t>.</w:t>
       </w:r>
     </w:p>
     <w:p>
@@ -5194,7 +6092,53 @@
         <w:rPr>
           <w:rFonts w:eastAsia="Times New Roman"/>
         </w:rPr>
-        <w:t>Além disso, o professor deve conseguir acompanhar a situação da turma. As principais funções devem ter testes, as falhas de serviços externos devem ser. Esses pontos serão usados para verificar se o MVP atingiu os resultados esperados.</w:t>
+        <w:t>Além disso, o professor deve conseguir acompanhar a situação da turma. As principais funções devem ter testes, as falhas de serviços externos devem ser. Esses pontos serão usados para verificar se o MVP atingiu os resultados esperados</w:t>
+      </w:r>
+      <w:r>
+        <w:rPr>
+          <w:rFonts w:eastAsia="Times New Roman"/>
+        </w:rPr>
+        <w:t xml:space="preserve">, </w:t>
+      </w:r>
+      <w:r>
+        <w:rPr>
+          <w:rFonts w:eastAsia="Times New Roman"/>
+        </w:rPr>
+        <w:t xml:space="preserve">“SPRING, Spring Boot </w:t>
+      </w:r>
+      <w:proofErr w:type="spellStart"/>
+      <w:r>
+        <w:rPr>
+          <w:rFonts w:eastAsia="Times New Roman"/>
+        </w:rPr>
+        <w:t>reference</w:t>
+      </w:r>
+      <w:proofErr w:type="spellEnd"/>
+      <w:r>
+        <w:rPr>
+          <w:rFonts w:eastAsia="Times New Roman"/>
+        </w:rPr>
+        <w:t xml:space="preserve"> </w:t>
+      </w:r>
+      <w:proofErr w:type="spellStart"/>
+      <w:r>
+        <w:rPr>
+          <w:rFonts w:eastAsia="Times New Roman"/>
+        </w:rPr>
+        <w:t>documentation</w:t>
+      </w:r>
+      <w:proofErr w:type="spellEnd"/>
+      <w:r>
+        <w:rPr>
+          <w:rFonts w:eastAsia="Times New Roman"/>
+        </w:rPr>
+        <w:t xml:space="preserve"> (2026)”</w:t>
+      </w:r>
+      <w:r>
+        <w:rPr>
+          <w:rFonts w:eastAsia="Times New Roman"/>
+        </w:rPr>
+        <w:t>.</w:t>
       </w:r>
     </w:p>
     <w:p>
@@ -5213,62 +6157,14 @@
     </w:p>
     <w:p>
       <w:pPr>
-        <w:spacing w:afterLines="0" w:after="160" w:line="278" w:lineRule="auto"/>
-        <w:ind w:firstLine="0"/>
-        <w:rPr>
-          <w:rFonts w:eastAsia="Times New Roman" w:cstheme="majorBidi"/>
-          <w:b/>
-          <w:bCs/>
-          <w:caps/>
-          <w:sz w:val="28"/>
-          <w:szCs w:val="28"/>
-        </w:rPr>
-      </w:pPr>
-      <w:r>
-        <w:rPr>
-          <w:rFonts w:eastAsia="Times New Roman" w:cstheme="majorBidi"/>
-          <w:b/>
-          <w:bCs/>
-          <w:caps/>
-          <w:sz w:val="28"/>
-          <w:szCs w:val="28"/>
-        </w:rPr>
+        <w:pStyle w:val="Ttulo1"/>
+      </w:pPr>
+      <w:bookmarkStart w:id="26" w:name="_Toc239363550"/>
+      <w:r>
         <w:lastRenderedPageBreak/>
-        <w:t>1</w:t>
-      </w:r>
-      <w:r>
-        <w:rPr>
-          <w:rFonts w:eastAsia="Times New Roman" w:cstheme="majorBidi"/>
-          <w:b/>
-          <w:bCs/>
-          <w:caps/>
-          <w:sz w:val="28"/>
-          <w:szCs w:val="28"/>
-        </w:rPr>
-        <w:t>1</w:t>
-      </w:r>
-      <w:r>
-        <w:rPr>
-          <w:rFonts w:eastAsia="Times New Roman" w:cstheme="majorBidi"/>
-          <w:b/>
-          <w:bCs/>
-          <w:caps/>
-          <w:sz w:val="28"/>
-          <w:szCs w:val="28"/>
-        </w:rPr>
-        <w:t xml:space="preserve">. </w:t>
-      </w:r>
-      <w:r>
-        <w:rPr>
-          <w:rFonts w:eastAsia="Times New Roman" w:cstheme="majorBidi"/>
-          <w:b/>
-          <w:bCs/>
-          <w:caps/>
-          <w:sz w:val="28"/>
-          <w:szCs w:val="28"/>
-        </w:rPr>
         <w:t>conclusão</w:t>
       </w:r>
+      <w:bookmarkEnd w:id="26"/>
     </w:p>
     <w:p>
       <w:pPr>
@@ -5333,6 +6229,7 @@
           <w:ilvl w:val="0"/>
           <w:numId w:val="0"/>
         </w:numPr>
+        <w:spacing w:line="360" w:lineRule="auto"/>
       </w:pPr>
       <w:r>
         <w:br w:type="page"/>
@@ -5343,25 +6240,30 @@
         <w:pStyle w:val="Ttulo1"/>
         <w:numPr>
           <w:ilvl w:val="0"/>
-          <w:numId w:val="3"/>
+          <w:numId w:val="0"/>
         </w:numPr>
+        <w:spacing w:line="360" w:lineRule="auto"/>
+        <w:ind w:left="360"/>
         <w:rPr>
           <w:highlight w:val="white"/>
         </w:rPr>
       </w:pPr>
-      <w:bookmarkStart w:id="24" w:name="_heading=h.147n2zr"/>
-      <w:bookmarkStart w:id="25" w:name="_Toc870143749"/>
-      <w:bookmarkStart w:id="26" w:name="_Toc239185573"/>
-      <w:bookmarkEnd w:id="24"/>
+      <w:bookmarkStart w:id="27" w:name="_heading=h.147n2zr"/>
+      <w:bookmarkStart w:id="28" w:name="_Toc870143749"/>
+      <w:bookmarkStart w:id="29" w:name="_Toc239363551"/>
+      <w:bookmarkEnd w:id="27"/>
       <w:r>
         <w:lastRenderedPageBreak/>
+        <w:t xml:space="preserve">13.  </w:t>
+      </w:r>
+      <w:r>
         <w:t>REFERÊNCIAS</w:t>
       </w:r>
       <w:r>
         <w:t xml:space="preserve"> BIBLIOGRÁFICAS</w:t>
       </w:r>
-      <w:bookmarkEnd w:id="25"/>
-      <w:bookmarkEnd w:id="26"/>
+      <w:bookmarkEnd w:id="28"/>
+      <w:bookmarkEnd w:id="29"/>
     </w:p>
     <w:p>
       <w:pPr>
@@ -5831,11 +6733,6 @@
         </w:rPr>
         <w:t>. Disponível em: https://www.thymeleaf.org/documentation.html. Acesso em: 25 ago. 2026.</w:t>
       </w:r>
-    </w:p>
-    <w:p>
-      <w:pPr>
-        <w:ind w:firstLine="0"/>
-      </w:pPr>
     </w:p>
     <w:sectPr>
       <w:headerReference w:type="default" r:id="rId19"/>
@@ -6843,7 +7740,6 @@
   <w:style w:type="character" w:default="1" w:styleId="Fontepargpadro">
     <w:name w:val="Default Paragraph Font"/>
     <w:uiPriority w:val="1"/>
-    <w:semiHidden/>
     <w:unhideWhenUsed/>
   </w:style>
   <w:style w:type="table" w:default="1" w:styleId="Tabelanormal">
@@ -7790,6 +8686,31 @@
 </file>
 
 <file path=customXml/item1.xml><?xml version="1.0" encoding="utf-8"?>
+<p:properties xmlns:p="http://schemas.microsoft.com/office/2006/metadata/properties" xmlns:xsi="http://www.w3.org/2001/XMLSchema-instance" xmlns:pc="http://schemas.microsoft.com/office/infopath/2007/PartnerControls">
+  <documentManagement/>
+</p:properties>
+</file>
+
+<file path=customXml/item2.xml><?xml version="1.0" encoding="utf-8"?>
+<?mso-contentType ?>
+<FormTemplates xmlns="http://schemas.microsoft.com/sharepoint/v3/contenttype/forms">
+  <Display>DocumentLibraryForm</Display>
+  <Edit>DocumentLibraryForm</Edit>
+  <New>DocumentLibraryForm</New>
+</FormTemplates>
+</file>
+
+<file path=customXml/item3.xml><?xml version="1.0" encoding="utf-8"?>
+<go:gDocsCustomXmlDataStorage xmlns:go="http://customooxmlschemas.google.com/" xmlns:r="http://schemas.openxmlformats.org/officeDocument/2006/relationships" uri="GoogleDocsCustomDataVersion2">
+  <go:docsCustomData xmlns:go="http://customooxmlschemas.google.com/" roundtripDataSignature="AMtx7mi1kBzZe+BnV9HqFzaMT2yQgG2vUg==">CgMxLjAaIwoBMBIeChwIB0IYCg9UaW1lcyBOZXcgUm9tYW4SBUNhcmRvMgloLjFmb2I5dGUyCWguM3pueXNoNzIJaC4yZXQ5MnAwMghoLnR5amN3dDIJaC4zZHk2dmttMgloLjF0M2g1c2YyCWguNGQzNG9nODIOaC5vZXF0dDdmZDV6YzkyDmguNXFrNzhtbXBtZzNqMgloLjE3ZHA4dnUyCWguMjZpbjFyZzIJaC4xa3N2NHV2MgloLjF5ODEwdHcyCGgucXNoNzBxMgloLjNhczRwb2oyCWguMXB4ZXp3YzIJaC4xNDduMnpyOAByITFaSTFwcm9tUGhOS191QU54azlVMUxPQVRBWjE5ZHZzdg==</go:docsCustomData>
+</go:gDocsCustomXmlDataStorage>
+</file>
+
+<file path=customXml/item4.xml><?xml version="1.0" encoding="utf-8"?>
+<b:Sources xmlns:b="http://schemas.openxmlformats.org/officeDocument/2006/bibliography" xmlns="http://schemas.openxmlformats.org/officeDocument/2006/bibliography" SelectedStyle="\APASixthEditionOfficeOnline.xsl" StyleName="APA" Version="6"/>
+</file>
+
+<file path=customXml/item5.xml><?xml version="1.0" encoding="utf-8"?>
 <ct:contentTypeSchema xmlns:ct="http://schemas.microsoft.com/office/2006/metadata/contentType" xmlns:ma="http://schemas.microsoft.com/office/2006/metadata/properties/metaAttributes" ct:_="" ma:_="" ma:contentTypeName="Documento" ma:contentTypeID="0x010100179A07A22392DB4A942360EE31629462" ma:contentTypeVersion="3" ma:contentTypeDescription="Crie um novo documento." ma:contentTypeScope="" ma:versionID="cbcdcf550b69364ce2a973637627da9b">
   <xsd:schema xmlns:xsd="http://www.w3.org/2001/XMLSchema" xmlns:xs="http://www.w3.org/2001/XMLSchema" xmlns:p="http://schemas.microsoft.com/office/2006/metadata/properties" xmlns:ns2="8eef1072-431e-48d1-9a98-233386ea5c5d" targetNamespace="http://schemas.microsoft.com/office/2006/metadata/properties" ma:root="true" ma:fieldsID="d6141d2b05909e8f87fdf0541ac2ebe5" ns2:_="">
     <xsd:import namespace="8eef1072-431e-48d1-9a98-233386ea5c5d"/>
@@ -7927,32 +8848,41 @@
 </ct:contentTypeSchema>
 </file>
 
-<file path=customXml/item2.xml><?xml version="1.0" encoding="utf-8"?>
-<b:Sources xmlns:b="http://schemas.openxmlformats.org/officeDocument/2006/bibliography" xmlns="http://schemas.openxmlformats.org/officeDocument/2006/bibliography" SelectedStyle="\APASixthEditionOfficeOnline.xsl" StyleName="APA" Version="6"/>
+<file path=customXml/itemProps1.xml><?xml version="1.0" encoding="utf-8"?>
+<ds:datastoreItem xmlns:ds="http://schemas.openxmlformats.org/officeDocument/2006/customXml" ds:itemID="{58D05F76-F087-41E9-A6F3-C7A60EB505B0}">
+  <ds:schemaRefs>
+    <ds:schemaRef ds:uri="http://schemas.microsoft.com/office/2006/metadata/properties"/>
+    <ds:schemaRef ds:uri="http://schemas.microsoft.com/office/infopath/2007/PartnerControls"/>
+  </ds:schemaRefs>
+</ds:datastoreItem>
 </file>
 
-<file path=customXml/item3.xml><?xml version="1.0" encoding="utf-8"?>
-<go:gDocsCustomXmlDataStorage xmlns:go="http://customooxmlschemas.google.com/" xmlns:r="http://schemas.openxmlformats.org/officeDocument/2006/relationships" uri="GoogleDocsCustomDataVersion2">
-  <go:docsCustomData xmlns:go="http://customooxmlschemas.google.com/" roundtripDataSignature="AMtx7mi1kBzZe+BnV9HqFzaMT2yQgG2vUg==">CgMxLjAaIwoBMBIeChwIB0IYCg9UaW1lcyBOZXcgUm9tYW4SBUNhcmRvMgloLjFmb2I5dGUyCWguM3pueXNoNzIJaC4yZXQ5MnAwMghoLnR5amN3dDIJaC4zZHk2dmttMgloLjF0M2g1c2YyCWguNGQzNG9nODIOaC5vZXF0dDdmZDV6YzkyDmguNXFrNzhtbXBtZzNqMgloLjE3ZHA4dnUyCWguMjZpbjFyZzIJaC4xa3N2NHV2MgloLjF5ODEwdHcyCGgucXNoNzBxMgloLjNhczRwb2oyCWguMXB4ZXp3YzIJaC4xNDduMnpyOAByITFaSTFwcm9tUGhOS191QU54azlVMUxPQVRBWjE5ZHZzdg==</go:docsCustomData>
-</go:gDocsCustomXmlDataStorage>
+<file path=customXml/itemProps2.xml><?xml version="1.0" encoding="utf-8"?>
+<ds:datastoreItem xmlns:ds="http://schemas.openxmlformats.org/officeDocument/2006/customXml" ds:itemID="{6C349B95-5B4D-4D16-A59A-A2751AC99F1C}">
+  <ds:schemaRefs>
+    <ds:schemaRef ds:uri="http://schemas.microsoft.com/sharepoint/v3/contenttype/forms"/>
+  </ds:schemaRefs>
+</ds:datastoreItem>
 </file>
 
-<file path=customXml/item4.xml><?xml version="1.0" encoding="utf-8"?>
-<?mso-contentType ?>
-<FormTemplates xmlns="http://schemas.microsoft.com/sharepoint/v3/contenttype/forms">
-  <Display>DocumentLibraryForm</Display>
-  <Edit>DocumentLibraryForm</Edit>
-  <New>DocumentLibraryForm</New>
-</FormTemplates>
+<file path=customXml/itemProps3.xml><?xml version="1.0" encoding="utf-8"?>
+<ds:datastoreItem xmlns:ds="http://schemas.openxmlformats.org/officeDocument/2006/customXml" ds:itemID="{11111111-1234-1234-1234-123412341234}">
+  <ds:schemaRefs>
+    <ds:schemaRef ds:uri="http://customooxmlschemas.google.com/"/>
+    <ds:schemaRef ds:uri="http://schemas.openxmlformats.org/officeDocument/2006/relationships"/>
+  </ds:schemaRefs>
+</ds:datastoreItem>
 </file>
 
-<file path=customXml/item5.xml><?xml version="1.0" encoding="utf-8"?>
-<p:properties xmlns:p="http://schemas.microsoft.com/office/2006/metadata/properties" xmlns:xsi="http://www.w3.org/2001/XMLSchema-instance" xmlns:pc="http://schemas.microsoft.com/office/infopath/2007/PartnerControls">
-  <documentManagement/>
-</p:properties>
+<file path=customXml/itemProps4.xml><?xml version="1.0" encoding="utf-8"?>
+<ds:datastoreItem xmlns:ds="http://schemas.openxmlformats.org/officeDocument/2006/customXml" ds:itemID="{4E50396E-5DF9-40A3-9A0C-C1CE8709BFE7}">
+  <ds:schemaRefs>
+    <ds:schemaRef ds:uri="http://schemas.openxmlformats.org/officeDocument/2006/bibliography"/>
+  </ds:schemaRefs>
+</ds:datastoreItem>
 </file>
 
-<file path=customXml/itemProps1.xml><?xml version="1.0" encoding="utf-8"?>
+<file path=customXml/itemProps5.xml><?xml version="1.0" encoding="utf-8"?>
 <ds:datastoreItem xmlns:ds="http://schemas.openxmlformats.org/officeDocument/2006/customXml" ds:itemID="{059D82E4-64ED-437D-82A3-9BDAAC6F4A6C}">
   <ds:schemaRefs>
     <ds:schemaRef ds:uri="http://schemas.microsoft.com/office/2006/metadata/contentType"/>
@@ -7968,38 +8898,4 @@
     <ds:schemaRef ds:uri="http://schemas.microsoft.com/internal/obd"/>
   </ds:schemaRefs>
 </ds:datastoreItem>
-</file>
-
-<file path=customXml/itemProps2.xml><?xml version="1.0" encoding="utf-8"?>
-<ds:datastoreItem xmlns:ds="http://schemas.openxmlformats.org/officeDocument/2006/customXml" ds:itemID="{4E50396E-5DF9-40A3-9A0C-C1CE8709BFE7}">
-  <ds:schemaRefs>
-    <ds:schemaRef ds:uri="http://schemas.openxmlformats.org/officeDocument/2006/bibliography"/>
-  </ds:schemaRefs>
-</ds:datastoreItem>
-</file>
-
-<file path=customXml/itemProps3.xml><?xml version="1.0" encoding="utf-8"?>
-<ds:datastoreItem xmlns:ds="http://schemas.openxmlformats.org/officeDocument/2006/customXml" ds:itemID="{11111111-1234-1234-1234-123412341234}">
-  <ds:schemaRefs>
-    <ds:schemaRef ds:uri="http://customooxmlschemas.google.com/"/>
-    <ds:schemaRef ds:uri="http://schemas.openxmlformats.org/officeDocument/2006/relationships"/>
-  </ds:schemaRefs>
-</ds:datastoreItem>
-</file>
-
-<file path=customXml/itemProps4.xml><?xml version="1.0" encoding="utf-8"?>
-<ds:datastoreItem xmlns:ds="http://schemas.openxmlformats.org/officeDocument/2006/customXml" ds:itemID="{6C349B95-5B4D-4D16-A59A-A2751AC99F1C}">
-  <ds:schemaRefs>
-    <ds:schemaRef ds:uri="http://schemas.microsoft.com/sharepoint/v3/contenttype/forms"/>
-  </ds:schemaRefs>
-</ds:datastoreItem>
-</file>
-
-<file path=customXml/itemProps5.xml><?xml version="1.0" encoding="utf-8"?>
-<ds:datastoreItem xmlns:ds="http://schemas.openxmlformats.org/officeDocument/2006/customXml" ds:itemID="{58D05F76-F087-41E9-A6F3-C7A60EB505B0}">
-  <ds:schemaRefs>
-    <ds:schemaRef ds:uri="http://schemas.microsoft.com/office/2006/metadata/properties"/>
-    <ds:schemaRef ds:uri="http://schemas.microsoft.com/office/infopath/2007/PartnerControls"/>
-  </ds:schemaRefs>
-</ds:datastoreItem>
 </file>